--- a/6 семестр/Автоматизированные системы управление элементами промышленных и административных объектов/Практическая работа №2/Отчет ВраженкоДО.docx
+++ b/6 семестр/Автоматизированные системы управление элементами промышленных и административных объектов/Практическая работа №2/Отчет ВраженкоДО.docx
@@ -186,12 +186,7 @@
               <w:t xml:space="preserve"> </w:t>
             </w:r>
             <w:r>
-              <w:rPr>
-                <w:rFonts w:cs="Times New Roman" w:ascii="Times New Roman" w:hAnsi="Times New Roman"/>
-                <w:b/>
-                <w:sz w:val="32"/>
-                <w:szCs w:val="32"/>
-              </w:rPr>
+              <w:rPr/>
               <mc:AlternateContent>
                 <mc:Choice Requires="wps">
                   <w:drawing>
@@ -233,10 +228,10 @@
                 </mc:Choice>
                 <mc:Fallback>
                   <w:pict>
-                    <v:line id="shape_0" from="0pt,-0.15pt" to="440.95pt,-0.1pt" ID="Прямая соединительная линия 2" stroked="t" o:allowincell="f" style="position:absolute;flip:y;mso-position-vertical:top">
+                    <v:line id="shape_0" from="0pt,-0.15pt" to="440.95pt,-0.1pt" ID="Прямая соединительная линия 2" stroked="t" o:allowincell="t" style="position:absolute;flip:y;mso-position-vertical:top">
                       <v:stroke color="black" weight="38160" joinstyle="round" endcap="flat"/>
                       <v:fill o:detectmouseclick="t" on="false"/>
-                      <w10:wrap type="square"/>
+                      <w10:wrap type="none"/>
                     </v:line>
                   </w:pict>
                 </mc:Fallback>
@@ -476,9 +471,9 @@
       </w:tblPr>
       <w:tblGrid>
         <w:gridCol w:w="2546"/>
-        <w:gridCol w:w="4821"/>
+        <w:gridCol w:w="4822"/>
         <w:gridCol w:w="1107"/>
-        <w:gridCol w:w="557"/>
+        <w:gridCol w:w="556"/>
         <w:gridCol w:w="1106"/>
       </w:tblGrid>
       <w:tr>
@@ -526,13 +521,14 @@
               <w:rPr>
                 <w:rFonts w:cs="Times New Roman" w:ascii="Times New Roman" w:hAnsi="Times New Roman"/>
                 <w:sz w:val="28"/>
-              </w:rPr>
-            </w:r>
-          </w:p>
-        </w:tc>
-        <w:tc>
-          <w:tcPr>
-            <w:tcW w:w="4821" w:type="dxa"/>
+                <w:lang w:val="ru-RU"/>
+              </w:rPr>
+            </w:r>
+          </w:p>
+        </w:tc>
+        <w:tc>
+          <w:tcPr>
+            <w:tcW w:w="4822" w:type="dxa"/>
             <w:tcBorders>
               <w:top w:val="nil"/>
               <w:start w:val="nil"/>
@@ -564,7 +560,7 @@
         </w:tc>
         <w:tc>
           <w:tcPr>
-            <w:tcW w:w="1664" w:type="dxa"/>
+            <w:tcW w:w="1663" w:type="dxa"/>
             <w:gridSpan w:val="2"/>
             <w:tcBorders>
               <w:top w:val="nil"/>
@@ -590,6 +586,7 @@
               <w:rPr>
                 <w:rFonts w:cs="Times New Roman" w:ascii="Times New Roman" w:hAnsi="Times New Roman"/>
                 <w:sz w:val="28"/>
+                <w:lang w:val="ru-RU"/>
               </w:rPr>
             </w:r>
           </w:p>
@@ -627,6 +624,7 @@
               <w:rPr>
                 <w:rFonts w:cs="Times New Roman" w:ascii="Times New Roman" w:hAnsi="Times New Roman"/>
                 <w:sz w:val="28"/>
+                <w:lang w:val="ru-RU"/>
               </w:rPr>
             </w:r>
           </w:p>
@@ -656,6 +654,7 @@
               <w:rPr>
                 <w:rFonts w:ascii="Times New Roman" w:hAnsi="Times New Roman"/>
                 <w:sz w:val="28"/>
+                <w:lang w:val="ru-RU"/>
               </w:rPr>
             </w:r>
           </w:p>
@@ -706,13 +705,14 @@
               <w:rPr>
                 <w:rFonts w:cs="Times New Roman" w:ascii="Times New Roman" w:hAnsi="Times New Roman"/>
                 <w:sz w:val="28"/>
-              </w:rPr>
-            </w:r>
-          </w:p>
-        </w:tc>
-        <w:tc>
-          <w:tcPr>
-            <w:tcW w:w="4821" w:type="dxa"/>
+                <w:lang w:val="ru-RU"/>
+              </w:rPr>
+            </w:r>
+          </w:p>
+        </w:tc>
+        <w:tc>
+          <w:tcPr>
+            <w:tcW w:w="4822" w:type="dxa"/>
             <w:tcBorders>
               <w:top w:val="nil"/>
               <w:start w:val="nil"/>
@@ -755,13 +755,14 @@
               <w:rPr>
                 <w:rFonts w:cs="Times New Roman" w:ascii="Times New Roman" w:hAnsi="Times New Roman"/>
                 <w:sz w:val="28"/>
-              </w:rPr>
-            </w:r>
-          </w:p>
-        </w:tc>
-        <w:tc>
-          <w:tcPr>
-            <w:tcW w:w="1664" w:type="dxa"/>
+                <w:lang w:val="ru-RU"/>
+              </w:rPr>
+            </w:r>
+          </w:p>
+        </w:tc>
+        <w:tc>
+          <w:tcPr>
+            <w:tcW w:w="1663" w:type="dxa"/>
             <w:gridSpan w:val="2"/>
             <w:tcBorders>
               <w:top w:val="nil"/>
@@ -787,6 +788,7 @@
               <w:rPr>
                 <w:rFonts w:cs="Times New Roman" w:ascii="Times New Roman" w:hAnsi="Times New Roman"/>
                 <w:sz w:val="28"/>
+                <w:lang w:val="ru-RU"/>
               </w:rPr>
             </w:r>
           </w:p>
@@ -807,6 +809,7 @@
               <w:rPr>
                 <w:rFonts w:cs="Times New Roman" w:ascii="Times New Roman" w:hAnsi="Times New Roman"/>
                 <w:sz w:val="28"/>
+                <w:lang w:val="ru-RU"/>
               </w:rPr>
             </w:r>
           </w:p>
@@ -844,6 +847,7 @@
               <w:rPr>
                 <w:rFonts w:cs="Times New Roman" w:ascii="Times New Roman" w:hAnsi="Times New Roman"/>
                 <w:sz w:val="28"/>
+                <w:lang w:val="ru-RU"/>
               </w:rPr>
             </w:r>
           </w:p>
@@ -873,6 +877,7 @@
               <w:rPr>
                 <w:rFonts w:ascii="Times New Roman" w:hAnsi="Times New Roman"/>
                 <w:sz w:val="28"/>
+                <w:lang w:val="ru-RU"/>
               </w:rPr>
             </w:r>
           </w:p>
@@ -904,6 +909,7 @@
               <w:rPr>
                 <w:rFonts w:cs="Times New Roman" w:ascii="Times New Roman" w:hAnsi="Times New Roman"/>
                 <w:sz w:val="28"/>
+                <w:lang w:val="ru-RU"/>
               </w:rPr>
             </w:r>
           </w:p>
@@ -929,7 +935,7 @@
         </w:tc>
         <w:tc>
           <w:tcPr>
-            <w:tcW w:w="5928" w:type="dxa"/>
+            <w:tcW w:w="5929" w:type="dxa"/>
             <w:gridSpan w:val="2"/>
             <w:tcBorders>
               <w:top w:val="nil"/>
@@ -953,6 +959,7 @@
               <w:rPr>
                 <w:rFonts w:cs="Times New Roman" w:ascii="Times New Roman" w:hAnsi="Times New Roman"/>
                 <w:sz w:val="28"/>
+                <w:lang w:val="ru-RU"/>
               </w:rPr>
             </w:r>
           </w:p>
@@ -979,7 +986,7 @@
         </w:tc>
         <w:tc>
           <w:tcPr>
-            <w:tcW w:w="1663" w:type="dxa"/>
+            <w:tcW w:w="1662" w:type="dxa"/>
             <w:gridSpan w:val="2"/>
             <w:tcBorders>
               <w:top w:val="nil"/>
@@ -1003,6 +1010,7 @@
               <w:rPr>
                 <w:rFonts w:cs="Times New Roman" w:ascii="Times New Roman" w:hAnsi="Times New Roman"/>
                 <w:sz w:val="28"/>
+                <w:lang w:val="ru-RU"/>
               </w:rPr>
             </w:r>
           </w:p>
@@ -1169,7 +1177,6 @@
           <w:ilvl w:val="0"/>
           <w:numId w:val="0"/>
         </w:numPr>
-        <w:spacing w:before="0" w:after="0"/>
         <w:ind w:hanging="0" w:start="0"/>
         <w:rPr>
           <w:lang w:val="en-US"/>
@@ -1192,6 +1199,7 @@
           <w:bottom w:w="0" w:type="dxa"/>
           <w:end w:w="28" w:type="dxa"/>
         </w:tblCellMar>
+        <w:tblLook w:firstRow="1" w:noVBand="1" w:lastRow="0" w:firstColumn="1" w:lastColumn="0" w:noHBand="0" w:val="04a0"/>
       </w:tblPr>
       <w:tblGrid>
         <w:gridCol w:w="437"/>
@@ -1215,7 +1223,7 @@
           </w:tcPr>
           <w:p>
             <w:pPr>
-              <w:pStyle w:val="Style21"/>
+              <w:pStyle w:val="user5"/>
               <w:rPr>
                 <w:b/>
                 <w:bCs/>
@@ -1242,7 +1250,7 @@
           </w:tcPr>
           <w:p>
             <w:pPr>
-              <w:pStyle w:val="Style21"/>
+              <w:pStyle w:val="user5"/>
               <w:rPr>
                 <w:b/>
                 <w:bCs/>
@@ -1269,7 +1277,7 @@
           </w:tcPr>
           <w:p>
             <w:pPr>
-              <w:pStyle w:val="Style21"/>
+              <w:pStyle w:val="user5"/>
               <w:rPr>
                 <w:b/>
                 <w:bCs/>
@@ -1297,7 +1305,7 @@
           </w:tcPr>
           <w:p>
             <w:pPr>
-              <w:pStyle w:val="Style21"/>
+              <w:pStyle w:val="user5"/>
               <w:rPr>
                 <w:b/>
                 <w:bCs/>
@@ -1328,7 +1336,7 @@
           </w:tcPr>
           <w:p>
             <w:pPr>
-              <w:pStyle w:val="Style21"/>
+              <w:pStyle w:val="user5"/>
               <w:rPr>
                 <w:b/>
                 <w:bCs/>
@@ -1357,7 +1365,7 @@
           </w:tcPr>
           <w:p>
             <w:pPr>
-              <w:pStyle w:val="Style21"/>
+              <w:pStyle w:val="user5"/>
               <w:rPr/>
             </w:pPr>
             <w:r>
@@ -1377,7 +1385,7 @@
           </w:tcPr>
           <w:p>
             <w:pPr>
-              <w:pStyle w:val="Style21"/>
+              <w:pStyle w:val="user5"/>
               <w:rPr/>
             </w:pPr>
             <w:r>
@@ -1397,7 +1405,7 @@
           </w:tcPr>
           <w:p>
             <w:pPr>
-              <w:pStyle w:val="Style21"/>
+              <w:pStyle w:val="user5"/>
               <w:rPr/>
             </w:pPr>
             <w:r>
@@ -1418,12 +1426,12 @@
           </w:tcPr>
           <w:p>
             <w:pPr>
-              <w:pStyle w:val="Style21"/>
-              <w:rPr/>
-            </w:pPr>
-            <w:r>
-              <w:rPr/>
-              <w:t>Реализовано в поисковых системах (Google, Яндекс), чат-ботах (ChatGPT). [Источник: Анализ интерфейсов современных поисковиков]</w:t>
+              <w:pStyle w:val="user5"/>
+              <w:rPr/>
+            </w:pPr>
+            <w:r>
+              <w:rPr/>
+              <w:t>Реализовано в поисковых системах (Google, Яндекс), чат-ботах (ChatGPT).</w:t>
             </w:r>
           </w:p>
         </w:tc>
@@ -1441,7 +1449,7 @@
           </w:tcPr>
           <w:p>
             <w:pPr>
-              <w:pStyle w:val="Style21"/>
+              <w:pStyle w:val="user5"/>
               <w:rPr/>
             </w:pPr>
             <w:r>
@@ -1461,7 +1469,7 @@
           </w:tcPr>
           <w:p>
             <w:pPr>
-              <w:pStyle w:val="Style21"/>
+              <w:pStyle w:val="user5"/>
               <w:rPr/>
             </w:pPr>
             <w:r>
@@ -1481,7 +1489,7 @@
           </w:tcPr>
           <w:p>
             <w:pPr>
-              <w:pStyle w:val="Style21"/>
+              <w:pStyle w:val="user5"/>
               <w:rPr/>
             </w:pPr>
             <w:r>
@@ -1502,12 +1510,12 @@
           </w:tcPr>
           <w:p>
             <w:pPr>
-              <w:pStyle w:val="Style21"/>
-              <w:rPr/>
-            </w:pPr>
-            <w:r>
-              <w:rPr/>
-              <w:t>Реализовано в голосовых помощниках ("Алиса", "Маруся"), приложениях (Shazam). [Источник: Требования к современным мобильным приложениям]</w:t>
+              <w:pStyle w:val="user5"/>
+              <w:rPr/>
+            </w:pPr>
+            <w:r>
+              <w:rPr/>
+              <w:t>Реализовано в голосовых помощниках («Алиса», «Маруся»), приложениях (Shazam).</w:t>
             </w:r>
           </w:p>
         </w:tc>
@@ -1525,7 +1533,7 @@
           </w:tcPr>
           <w:p>
             <w:pPr>
-              <w:pStyle w:val="Style21"/>
+              <w:pStyle w:val="user5"/>
               <w:rPr/>
             </w:pPr>
             <w:r>
@@ -1545,7 +1553,7 @@
           </w:tcPr>
           <w:p>
             <w:pPr>
-              <w:pStyle w:val="Style21"/>
+              <w:pStyle w:val="user5"/>
               <w:rPr/>
             </w:pPr>
             <w:r>
@@ -1565,7 +1573,7 @@
           </w:tcPr>
           <w:p>
             <w:pPr>
-              <w:pStyle w:val="Style21"/>
+              <w:pStyle w:val="user5"/>
               <w:rPr/>
             </w:pPr>
             <w:r>
@@ -1586,12 +1594,12 @@
           </w:tcPr>
           <w:p>
             <w:pPr>
-              <w:pStyle w:val="Style21"/>
-              <w:rPr/>
-            </w:pPr>
-            <w:r>
-              <w:rPr/>
-              <w:t>Реализовано в интернет-магазинах (Ozon, Wildberries), онлайн-кинотеатрах (Кинопоиск). [Источник: Анализ UI/UX крупных маркетплейсов]</w:t>
+              <w:pStyle w:val="user5"/>
+              <w:rPr/>
+            </w:pPr>
+            <w:r>
+              <w:rPr/>
+              <w:t>Реализовано в интернет-магазинах (Ozon, Wildberries), онлайн-кинотеатрах (Кинопоиск).</w:t>
             </w:r>
           </w:p>
         </w:tc>
@@ -1609,7 +1617,7 @@
           </w:tcPr>
           <w:p>
             <w:pPr>
-              <w:pStyle w:val="Style21"/>
+              <w:pStyle w:val="user5"/>
               <w:rPr/>
             </w:pPr>
             <w:r>
@@ -1629,7 +1637,7 @@
           </w:tcPr>
           <w:p>
             <w:pPr>
-              <w:pStyle w:val="Style21"/>
+              <w:pStyle w:val="user5"/>
               <w:rPr/>
             </w:pPr>
             <w:r>
@@ -1649,7 +1657,7 @@
           </w:tcPr>
           <w:p>
             <w:pPr>
-              <w:pStyle w:val="Style21"/>
+              <w:pStyle w:val="user5"/>
               <w:rPr/>
             </w:pPr>
             <w:r>
@@ -1670,12 +1678,12 @@
           </w:tcPr>
           <w:p>
             <w:pPr>
-              <w:pStyle w:val="Style21"/>
-              <w:rPr/>
-            </w:pPr>
-            <w:r>
-              <w:rPr/>
-              <w:t>Реализовано в библиотечных каталогах, системах электронного обучения (Coursera). [Источник: Функциональные требования к ЭБС]</w:t>
+              <w:pStyle w:val="user5"/>
+              <w:rPr/>
+            </w:pPr>
+            <w:r>
+              <w:rPr/>
+              <w:t>Реализовано в библиотечных каталогах, системах электронного обучения (Coursera).</w:t>
             </w:r>
           </w:p>
         </w:tc>
@@ -1693,7 +1701,7 @@
           </w:tcPr>
           <w:p>
             <w:pPr>
-              <w:pStyle w:val="Style21"/>
+              <w:pStyle w:val="user5"/>
               <w:rPr/>
             </w:pPr>
             <w:r>
@@ -1713,7 +1721,7 @@
           </w:tcPr>
           <w:p>
             <w:pPr>
-              <w:pStyle w:val="Style21"/>
+              <w:pStyle w:val="user5"/>
               <w:rPr/>
             </w:pPr>
             <w:r>
@@ -1733,7 +1741,7 @@
           </w:tcPr>
           <w:p>
             <w:pPr>
-              <w:pStyle w:val="Style21"/>
+              <w:pStyle w:val="user5"/>
               <w:rPr/>
             </w:pPr>
             <w:r>
@@ -1754,12 +1762,12 @@
           </w:tcPr>
           <w:p>
             <w:pPr>
-              <w:pStyle w:val="Style21"/>
-              <w:rPr/>
-            </w:pPr>
-            <w:r>
-              <w:rPr/>
-              <w:t>Реализовано в мессенджерах (Telegram) и поддержке пользователей (Zendesk). [Источник: CRM-системы, управление взаимодействием с клиентами]</w:t>
+              <w:pStyle w:val="user5"/>
+              <w:rPr/>
+            </w:pPr>
+            <w:r>
+              <w:rPr/>
+              <w:t>Реализовано в мессенджерах (Telegram) и системах поддержки пользователей (Zendesk).</w:t>
             </w:r>
           </w:p>
         </w:tc>
@@ -1777,7 +1785,7 @@
           </w:tcPr>
           <w:p>
             <w:pPr>
-              <w:pStyle w:val="Style21"/>
+              <w:pStyle w:val="user5"/>
               <w:rPr/>
             </w:pPr>
             <w:r>
@@ -1797,7 +1805,7 @@
           </w:tcPr>
           <w:p>
             <w:pPr>
-              <w:pStyle w:val="Style21"/>
+              <w:pStyle w:val="user5"/>
               <w:rPr/>
             </w:pPr>
             <w:r>
@@ -1817,7 +1825,7 @@
           </w:tcPr>
           <w:p>
             <w:pPr>
-              <w:pStyle w:val="Style21"/>
+              <w:pStyle w:val="user5"/>
               <w:rPr/>
             </w:pPr>
             <w:r>
@@ -1838,42 +1846,12 @@
           </w:tcPr>
           <w:p>
             <w:pPr>
-              <w:pStyle w:val="Style21"/>
-              <w:rPr>
-                <w:sz w:val="12"/>
-                <w:szCs w:val="12"/>
-              </w:rPr>
-            </w:pPr>
-            <w:r>
-              <w:rPr>
-                <w:sz w:val="12"/>
-                <w:szCs w:val="12"/>
-              </w:rPr>
-            </w:r>
-          </w:p>
-          <w:p>
-            <w:pPr>
-              <w:pStyle w:val="Style21"/>
-              <w:rPr/>
-            </w:pPr>
-            <w:r>
-              <w:rPr/>
-              <w:t>Стандартная функция для всех медиа-платформ (Spotify, YouTube, ЛитРес). [Источник: Анализ функционала стриминговых сервисов]</w:t>
-            </w:r>
-          </w:p>
-          <w:p>
-            <w:pPr>
-              <w:pStyle w:val="Style21"/>
-              <w:rPr>
-                <w:sz w:val="12"/>
-                <w:szCs w:val="12"/>
-              </w:rPr>
-            </w:pPr>
-            <w:r>
-              <w:rPr>
-                <w:sz w:val="12"/>
-                <w:szCs w:val="12"/>
-              </w:rPr>
+              <w:pStyle w:val="user5"/>
+              <w:rPr/>
+            </w:pPr>
+            <w:r>
+              <w:rPr/>
+              <w:t>Стандартная функция для всех медиа-платформ (Spotify, YouTube, ЛитРес).</w:t>
             </w:r>
           </w:p>
         </w:tc>
@@ -1893,7 +1871,7 @@
           </w:tcPr>
           <w:p>
             <w:pPr>
-              <w:pStyle w:val="Style21"/>
+              <w:pStyle w:val="user5"/>
               <w:rPr>
                 <w:b/>
                 <w:bCs/>
@@ -1922,7 +1900,7 @@
           </w:tcPr>
           <w:p>
             <w:pPr>
-              <w:pStyle w:val="Style21"/>
+              <w:pStyle w:val="user5"/>
               <w:rPr/>
             </w:pPr>
             <w:r>
@@ -1942,7 +1920,7 @@
           </w:tcPr>
           <w:p>
             <w:pPr>
-              <w:pStyle w:val="Style21"/>
+              <w:pStyle w:val="user5"/>
               <w:rPr/>
             </w:pPr>
             <w:r>
@@ -1962,7 +1940,7 @@
           </w:tcPr>
           <w:p>
             <w:pPr>
-              <w:pStyle w:val="Style21"/>
+              <w:pStyle w:val="user5"/>
               <w:rPr/>
             </w:pPr>
             <w:r>
@@ -1983,12 +1961,12 @@
           </w:tcPr>
           <w:p>
             <w:pPr>
-              <w:pStyle w:val="Style21"/>
-              <w:rPr/>
-            </w:pPr>
-            <w:r>
-              <w:rPr/>
-              <w:t>Реализовано в системах обработки естественного языка (BERT, GPT). [Источник: Научные статьи по NLP, материалы конференций по ИИ]</w:t>
+              <w:pStyle w:val="user5"/>
+              <w:rPr/>
+            </w:pPr>
+            <w:r>
+              <w:rPr/>
+              <w:t>Реализовано в системах обработки естественного языка (BERT, GPT).</w:t>
             </w:r>
           </w:p>
         </w:tc>
@@ -2006,7 +1984,7 @@
           </w:tcPr>
           <w:p>
             <w:pPr>
-              <w:pStyle w:val="Style21"/>
+              <w:pStyle w:val="user5"/>
               <w:rPr/>
             </w:pPr>
             <w:r>
@@ -2026,7 +2004,7 @@
           </w:tcPr>
           <w:p>
             <w:pPr>
-              <w:pStyle w:val="Style21"/>
+              <w:pStyle w:val="user5"/>
               <w:rPr/>
             </w:pPr>
             <w:r>
@@ -2046,7 +2024,7 @@
           </w:tcPr>
           <w:p>
             <w:pPr>
-              <w:pStyle w:val="Style21"/>
+              <w:pStyle w:val="user5"/>
               <w:rPr/>
             </w:pPr>
             <w:r>
@@ -2067,12 +2045,12 @@
           </w:tcPr>
           <w:p>
             <w:pPr>
-              <w:pStyle w:val="Style21"/>
-              <w:rPr/>
-            </w:pPr>
-            <w:r>
-              <w:rPr/>
-              <w:t>Реализовано в чат-ботах технической поддержки и виртуальных ассистентах. [Источник: Документация по проектированию диалоговых систем]</w:t>
+              <w:pStyle w:val="user5"/>
+              <w:rPr/>
+            </w:pPr>
+            <w:r>
+              <w:rPr/>
+              <w:t>Реализовано в чат-ботах технической поддержки и виртуальных ассистентах.</w:t>
             </w:r>
           </w:p>
         </w:tc>
@@ -2090,7 +2068,7 @@
           </w:tcPr>
           <w:p>
             <w:pPr>
-              <w:pStyle w:val="Style21"/>
+              <w:pStyle w:val="user5"/>
               <w:rPr/>
             </w:pPr>
             <w:r>
@@ -2110,7 +2088,7 @@
           </w:tcPr>
           <w:p>
             <w:pPr>
-              <w:pStyle w:val="Style21"/>
+              <w:pStyle w:val="user5"/>
               <w:rPr/>
             </w:pPr>
             <w:r>
@@ -2130,7 +2108,7 @@
           </w:tcPr>
           <w:p>
             <w:pPr>
-              <w:pStyle w:val="Style21"/>
+              <w:pStyle w:val="user5"/>
               <w:rPr/>
             </w:pPr>
             <w:r>
@@ -2151,12 +2129,12 @@
           </w:tcPr>
           <w:p>
             <w:pPr>
-              <w:pStyle w:val="Style21"/>
-              <w:rPr/>
-            </w:pPr>
-            <w:r>
-              <w:rPr/>
-              <w:t>Реализовано в диалоговых системах (Google Duplex). [Источник: Исследования в области многосессионных диалогов]</w:t>
+              <w:pStyle w:val="user5"/>
+              <w:rPr/>
+            </w:pPr>
+            <w:r>
+              <w:rPr/>
+              <w:t>Реализовано в диалоговых системах (Google Duplex).</w:t>
             </w:r>
           </w:p>
         </w:tc>
@@ -2174,7 +2152,7 @@
           </w:tcPr>
           <w:p>
             <w:pPr>
-              <w:pStyle w:val="Style21"/>
+              <w:pStyle w:val="user5"/>
               <w:rPr/>
             </w:pPr>
             <w:r>
@@ -2194,7 +2172,7 @@
           </w:tcPr>
           <w:p>
             <w:pPr>
-              <w:pStyle w:val="Style21"/>
+              <w:pStyle w:val="user5"/>
               <w:rPr/>
             </w:pPr>
             <w:r>
@@ -2214,7 +2192,7 @@
           </w:tcPr>
           <w:p>
             <w:pPr>
-              <w:pStyle w:val="Style21"/>
+              <w:pStyle w:val="user5"/>
               <w:rPr/>
             </w:pPr>
             <w:r>
@@ -2235,12 +2213,12 @@
           </w:tcPr>
           <w:p>
             <w:pPr>
-              <w:pStyle w:val="Style21"/>
-              <w:rPr/>
-            </w:pPr>
-            <w:r>
-              <w:rPr/>
-              <w:t>Стандартное требование к серверным решениям и облачным сервисам (SLA 99.9%). [Источник: ГОСТ Р ИСО/МЭК 20000-1, требования к доступности ИТ-услуг]</w:t>
+              <w:pStyle w:val="user5"/>
+              <w:rPr/>
+            </w:pPr>
+            <w:r>
+              <w:rPr/>
+              <w:t>Стандартное требование к серверным решениям и облачным сервисам (SLA 99.9%).</w:t>
             </w:r>
           </w:p>
         </w:tc>
@@ -2260,7 +2238,7 @@
           </w:tcPr>
           <w:p>
             <w:pPr>
-              <w:pStyle w:val="Style21"/>
+              <w:pStyle w:val="user5"/>
               <w:rPr>
                 <w:b/>
                 <w:bCs/>
@@ -2272,6 +2250,92 @@
                 <w:bCs/>
               </w:rPr>
               <w:t>Подсистема управления контентом и поиска</w:t>
+            </w:r>
+          </w:p>
+        </w:tc>
+      </w:tr>
+      <w:tr>
+        <w:trPr>
+          <w:trHeight w:val="583" w:hRule="atLeast"/>
+        </w:trPr>
+        <w:tc>
+          <w:tcPr>
+            <w:tcW w:w="437" w:type="dxa"/>
+            <w:tcBorders>
+              <w:start w:val="single" w:sz="2" w:space="0" w:color="000000"/>
+              <w:bottom w:val="single" w:sz="2" w:space="0" w:color="000000"/>
+            </w:tcBorders>
+            <w:vAlign w:val="center"/>
+          </w:tcPr>
+          <w:p>
+            <w:pPr>
+              <w:pStyle w:val="user5"/>
+              <w:rPr/>
+            </w:pPr>
+            <w:r>
+              <w:rPr/>
+              <w:t>11.</w:t>
+            </w:r>
+          </w:p>
+        </w:tc>
+        <w:tc>
+          <w:tcPr>
+            <w:tcW w:w="4370" w:type="dxa"/>
+            <w:tcBorders>
+              <w:start w:val="single" w:sz="2" w:space="0" w:color="000000"/>
+              <w:bottom w:val="single" w:sz="2" w:space="0" w:color="000000"/>
+            </w:tcBorders>
+            <w:vAlign w:val="center"/>
+          </w:tcPr>
+          <w:p>
+            <w:pPr>
+              <w:pStyle w:val="user5"/>
+              <w:rPr/>
+            </w:pPr>
+            <w:r>
+              <w:rPr/>
+              <w:t>Полнотекстовый поиск по метаданным и содержимому внутренней базы контента.</w:t>
+            </w:r>
+          </w:p>
+        </w:tc>
+        <w:tc>
+          <w:tcPr>
+            <w:tcW w:w="5830" w:type="dxa"/>
+            <w:tcBorders>
+              <w:start w:val="single" w:sz="2" w:space="0" w:color="000000"/>
+              <w:bottom w:val="single" w:sz="2" w:space="0" w:color="000000"/>
+            </w:tcBorders>
+            <w:vAlign w:val="center"/>
+          </w:tcPr>
+          <w:p>
+            <w:pPr>
+              <w:pStyle w:val="user5"/>
+              <w:rPr/>
+            </w:pPr>
+            <w:r>
+              <w:rPr/>
+              <w:t>Обеспечение быстрого и релевантного поиска по всему массиву имеющихся материалов на основе формализованных параметров от нейросети.</w:t>
+            </w:r>
+          </w:p>
+        </w:tc>
+        <w:tc>
+          <w:tcPr>
+            <w:tcW w:w="3932" w:type="dxa"/>
+            <w:tcBorders>
+              <w:start w:val="single" w:sz="2" w:space="0" w:color="000000"/>
+              <w:bottom w:val="single" w:sz="2" w:space="0" w:color="000000"/>
+              <w:end w:val="single" w:sz="2" w:space="0" w:color="000000"/>
+            </w:tcBorders>
+            <w:vAlign w:val="center"/>
+          </w:tcPr>
+          <w:p>
+            <w:pPr>
+              <w:pStyle w:val="user5"/>
+              <w:rPr/>
+            </w:pPr>
+            <w:r>
+              <w:rPr/>
+              <w:t>Реализовано в системах управления базами данных с поддержкой полнотекстового индекса (Elasticsearch).</w:t>
             </w:r>
           </w:p>
         </w:tc>
@@ -2289,12 +2353,12 @@
           </w:tcPr>
           <w:p>
             <w:pPr>
-              <w:pStyle w:val="Style21"/>
-              <w:rPr/>
-            </w:pPr>
-            <w:r>
-              <w:rPr/>
-              <w:t>11.</w:t>
+              <w:pStyle w:val="user5"/>
+              <w:rPr/>
+            </w:pPr>
+            <w:r>
+              <w:rPr/>
+              <w:t>12.</w:t>
             </w:r>
           </w:p>
         </w:tc>
@@ -2309,12 +2373,12 @@
           </w:tcPr>
           <w:p>
             <w:pPr>
-              <w:pStyle w:val="Style21"/>
-              <w:rPr/>
-            </w:pPr>
-            <w:r>
-              <w:rPr/>
-              <w:t>Полнотекстовый поиск по метаданным и содержимому внутренней базы контента.</w:t>
+              <w:pStyle w:val="user5"/>
+              <w:rPr/>
+            </w:pPr>
+            <w:r>
+              <w:rPr/>
+              <w:t>Мультиформатный поиск: одновременный поиск по всем типам контента (книги, видео, аудио).</w:t>
             </w:r>
           </w:p>
         </w:tc>
@@ -2329,12 +2393,12 @@
           </w:tcPr>
           <w:p>
             <w:pPr>
-              <w:pStyle w:val="Style21"/>
-              <w:rPr/>
-            </w:pPr>
-            <w:r>
-              <w:rPr/>
-              <w:t>Обеспечение быстрого и релевантного поиска по всему массиву имеющихся материалов на основе формализованных параметров от нейросети.</w:t>
+              <w:pStyle w:val="user5"/>
+              <w:rPr/>
+            </w:pPr>
+            <w:r>
+              <w:rPr/>
+              <w:t>Пользователю не нужно указывать тип контента, система сама может предложить разные форматы по одной теме, предоставляя выбор.</w:t>
             </w:r>
           </w:p>
         </w:tc>
@@ -2350,12 +2414,12 @@
           </w:tcPr>
           <w:p>
             <w:pPr>
-              <w:pStyle w:val="Style21"/>
-              <w:rPr/>
-            </w:pPr>
-            <w:r>
-              <w:rPr/>
-              <w:t>Реализовано в системах управления базами данных с поддержкой полнотекстового индекса (Elasticsearch). [Источник: Техническая документация СУБД]</w:t>
+              <w:pStyle w:val="user5"/>
+              <w:rPr/>
+            </w:pPr>
+            <w:r>
+              <w:rPr/>
+              <w:t>Реализовано на агрегаторах контента (Google Книги, iTunes).</w:t>
             </w:r>
           </w:p>
         </w:tc>
@@ -2373,12 +2437,12 @@
           </w:tcPr>
           <w:p>
             <w:pPr>
-              <w:pStyle w:val="Style21"/>
-              <w:rPr/>
-            </w:pPr>
-            <w:r>
-              <w:rPr/>
-              <w:t>12.</w:t>
+              <w:pStyle w:val="user5"/>
+              <w:rPr/>
+            </w:pPr>
+            <w:r>
+              <w:rPr/>
+              <w:t>13.</w:t>
             </w:r>
           </w:p>
         </w:tc>
@@ -2393,12 +2457,12 @@
           </w:tcPr>
           <w:p>
             <w:pPr>
-              <w:pStyle w:val="Style21"/>
-              <w:rPr/>
-            </w:pPr>
-            <w:r>
-              <w:rPr/>
-              <w:t>Мультиформатный поиск: одновременный поиск по всем типам контента (книги, видео, аудио).</w:t>
+              <w:pStyle w:val="user5"/>
+              <w:rPr/>
+            </w:pPr>
+            <w:r>
+              <w:rPr/>
+              <w:t>Автоматическое определение недостаточности имеющегося контента для удовлетворения запроса.</w:t>
             </w:r>
           </w:p>
         </w:tc>
@@ -2413,12 +2477,12 @@
           </w:tcPr>
           <w:p>
             <w:pPr>
-              <w:pStyle w:val="Style21"/>
-              <w:rPr/>
-            </w:pPr>
-            <w:r>
-              <w:rPr/>
-              <w:t>Пользователю не нужно указывать тип контента, система сама может предложить разные форматы по одной теме, предоставляя выбор.</w:t>
+              <w:pStyle w:val="user5"/>
+              <w:rPr/>
+            </w:pPr>
+            <w:r>
+              <w:rPr/>
+              <w:t>Если по запросу "Продвинутое машинное обучение на TensorFlow" во внутренней базе ничего нет, система должна это понять и инициировать поиск вовне.</w:t>
             </w:r>
           </w:p>
         </w:tc>
@@ -2434,12 +2498,12 @@
           </w:tcPr>
           <w:p>
             <w:pPr>
-              <w:pStyle w:val="Style21"/>
-              <w:rPr/>
-            </w:pPr>
-            <w:r>
-              <w:rPr/>
-              <w:t>Реализовано на агрегаторах контента (Google Книги, iTunes). [Источник: Обзор мультимедийных платформ]</w:t>
+              <w:pStyle w:val="user5"/>
+              <w:rPr/>
+            </w:pPr>
+            <w:r>
+              <w:rPr/>
+              <w:t>Реализовано в системах рекомендаций для пополнения каталога (Amazon, Netflix).</w:t>
             </w:r>
           </w:p>
         </w:tc>
@@ -2457,12 +2521,12 @@
           </w:tcPr>
           <w:p>
             <w:pPr>
-              <w:pStyle w:val="Style21"/>
-              <w:rPr/>
-            </w:pPr>
-            <w:r>
-              <w:rPr/>
-              <w:t>13.</w:t>
+              <w:pStyle w:val="user5"/>
+              <w:rPr/>
+            </w:pPr>
+            <w:r>
+              <w:rPr/>
+              <w:t>14.</w:t>
             </w:r>
           </w:p>
         </w:tc>
@@ -2477,12 +2541,12 @@
           </w:tcPr>
           <w:p>
             <w:pPr>
-              <w:pStyle w:val="Style21"/>
-              <w:rPr/>
-            </w:pPr>
-            <w:r>
-              <w:rPr/>
-              <w:t>Автоматическое определение недостаточности имеющегося контента для удовлетворения запроса.</w:t>
+              <w:pStyle w:val="user5"/>
+              <w:rPr/>
+            </w:pPr>
+            <w:r>
+              <w:rPr/>
+              <w:t>Автоматическое формирование поискового запроса и обращение к API внешних источников (партнерские библиотеки, магазины контента).</w:t>
             </w:r>
           </w:p>
         </w:tc>
@@ -2497,12 +2561,12 @@
           </w:tcPr>
           <w:p>
             <w:pPr>
-              <w:pStyle w:val="Style21"/>
-              <w:rPr/>
-            </w:pPr>
-            <w:r>
-              <w:rPr/>
-              <w:t>Если по запросу "Продвинутое машинное обучение на TensorFlow" во внутренней базе ничего нет, система должна это понять и инициировать поиск вовне.</w:t>
+              <w:pStyle w:val="user5"/>
+              <w:rPr/>
+            </w:pPr>
+            <w:r>
+              <w:rPr/>
+              <w:t>Автоматизация процесса поиска нового, еще не приобретенного контента, для расширения базы под конкретную потребность пользователя.</w:t>
             </w:r>
           </w:p>
         </w:tc>
@@ -2518,12 +2582,12 @@
           </w:tcPr>
           <w:p>
             <w:pPr>
-              <w:pStyle w:val="Style21"/>
-              <w:rPr/>
-            </w:pPr>
-            <w:r>
-              <w:rPr/>
-              <w:t>Реализовано в системах рекомендаций для пополнения каталога (Amazon, Netflix). [Источник: Описание работы рекомендательных систем]</w:t>
+              <w:pStyle w:val="user5"/>
+              <w:rPr/>
+            </w:pPr>
+            <w:r>
+              <w:rPr/>
+              <w:t>Реализовано в системах сравнения цен и агрегаторах товаров (Яндекс.Маркет).</w:t>
             </w:r>
           </w:p>
         </w:tc>
@@ -2541,12 +2605,12 @@
           </w:tcPr>
           <w:p>
             <w:pPr>
-              <w:pStyle w:val="Style21"/>
-              <w:rPr/>
-            </w:pPr>
-            <w:r>
-              <w:rPr/>
-              <w:t>14.</w:t>
+              <w:pStyle w:val="user5"/>
+              <w:rPr/>
+            </w:pPr>
+            <w:r>
+              <w:rPr/>
+              <w:t>15.</w:t>
             </w:r>
           </w:p>
         </w:tc>
@@ -2561,12 +2625,12 @@
           </w:tcPr>
           <w:p>
             <w:pPr>
-              <w:pStyle w:val="Style21"/>
-              <w:rPr/>
-            </w:pPr>
-            <w:r>
-              <w:rPr/>
-              <w:t>Автоматическое формирование поискового запроса и обращение к API внешних источников (партнерские библиотеки, магазины контента).</w:t>
+              <w:pStyle w:val="user5"/>
+              <w:rPr/>
+            </w:pPr>
+            <w:r>
+              <w:rPr/>
+              <w:t>Сбор и нормализация метаданных о внешнем контенте из различных источников.</w:t>
             </w:r>
           </w:p>
         </w:tc>
@@ -2581,12 +2645,12 @@
           </w:tcPr>
           <w:p>
             <w:pPr>
-              <w:pStyle w:val="Style21"/>
-              <w:rPr/>
-            </w:pPr>
-            <w:r>
-              <w:rPr/>
-              <w:t>Автоматизация процесса поиска нового, еще не приобретенного контента, для расширения базы под конкретную потребность пользователя.</w:t>
+              <w:pStyle w:val="user5"/>
+              <w:rPr/>
+            </w:pPr>
+            <w:r>
+              <w:rPr/>
+              <w:t>Приведение информации из разных внешних систем (разные форматы данных) к единому внутреннему формату для удобного отображения пользователю.</w:t>
             </w:r>
           </w:p>
         </w:tc>
@@ -2602,12 +2666,12 @@
           </w:tcPr>
           <w:p>
             <w:pPr>
-              <w:pStyle w:val="Style21"/>
-              <w:rPr/>
-            </w:pPr>
-            <w:r>
-              <w:rPr/>
-              <w:t>Реализовано в системах сравнения цен и агрегаторах товаров (Яндекс.Маркет). [Источник: Принципы работы API-интеграций]</w:t>
+              <w:pStyle w:val="user5"/>
+              <w:rPr/>
+            </w:pPr>
+            <w:r>
+              <w:rPr/>
+              <w:t>Реализовано в ETL-процессах (Extract, Transform, Load) при интеграции данных.</w:t>
             </w:r>
           </w:p>
         </w:tc>
@@ -2616,67 +2680,8 @@
         <w:trPr/>
         <w:tc>
           <w:tcPr>
-            <w:tcW w:w="437" w:type="dxa"/>
-            <w:tcBorders>
-              <w:start w:val="single" w:sz="2" w:space="0" w:color="000000"/>
-              <w:bottom w:val="single" w:sz="2" w:space="0" w:color="000000"/>
-            </w:tcBorders>
-            <w:vAlign w:val="center"/>
-          </w:tcPr>
-          <w:p>
-            <w:pPr>
-              <w:pStyle w:val="Style21"/>
-              <w:rPr/>
-            </w:pPr>
-            <w:r>
-              <w:rPr/>
-              <w:t>15.</w:t>
-            </w:r>
-          </w:p>
-        </w:tc>
-        <w:tc>
-          <w:tcPr>
-            <w:tcW w:w="4370" w:type="dxa"/>
-            <w:tcBorders>
-              <w:start w:val="single" w:sz="2" w:space="0" w:color="000000"/>
-              <w:bottom w:val="single" w:sz="2" w:space="0" w:color="000000"/>
-            </w:tcBorders>
-            <w:vAlign w:val="center"/>
-          </w:tcPr>
-          <w:p>
-            <w:pPr>
-              <w:pStyle w:val="Style21"/>
-              <w:rPr/>
-            </w:pPr>
-            <w:r>
-              <w:rPr/>
-              <w:t>Сбор и нормализация метаданных о внешнем контенте из различных источников.</w:t>
-            </w:r>
-          </w:p>
-        </w:tc>
-        <w:tc>
-          <w:tcPr>
-            <w:tcW w:w="5830" w:type="dxa"/>
-            <w:tcBorders>
-              <w:start w:val="single" w:sz="2" w:space="0" w:color="000000"/>
-              <w:bottom w:val="single" w:sz="2" w:space="0" w:color="000000"/>
-            </w:tcBorders>
-            <w:vAlign w:val="center"/>
-          </w:tcPr>
-          <w:p>
-            <w:pPr>
-              <w:pStyle w:val="Style21"/>
-              <w:rPr/>
-            </w:pPr>
-            <w:r>
-              <w:rPr/>
-              <w:t>Приведение информации из разных внешних систем (разные форматы данных) к единому внутреннему формату для удобного отображения пользователю.</w:t>
-            </w:r>
-          </w:p>
-        </w:tc>
-        <w:tc>
-          <w:tcPr>
-            <w:tcW w:w="3932" w:type="dxa"/>
+            <w:tcW w:w="14569" w:type="dxa"/>
+            <w:gridSpan w:val="4"/>
             <w:tcBorders>
               <w:start w:val="single" w:sz="2" w:space="0" w:color="000000"/>
               <w:bottom w:val="single" w:sz="2" w:space="0" w:color="000000"/>
@@ -2686,12 +2691,18 @@
           </w:tcPr>
           <w:p>
             <w:pPr>
-              <w:pStyle w:val="Style21"/>
-              <w:rPr/>
-            </w:pPr>
-            <w:r>
-              <w:rPr/>
-              <w:t>Реализовано в ETL-процессах (Extract, Transform, Load) при интеграции данных. [Источник: Курсы по интеграции информационных систем]</w:t>
+              <w:pStyle w:val="user5"/>
+              <w:rPr>
+                <w:b/>
+                <w:bCs/>
+              </w:rPr>
+            </w:pPr>
+            <w:r>
+              <w:rPr>
+                <w:b/>
+                <w:bCs/>
+              </w:rPr>
+              <w:t>Подсистема поддержки принятия решений и управления</w:t>
             </w:r>
           </w:p>
         </w:tc>
@@ -2700,8 +2711,67 @@
         <w:trPr/>
         <w:tc>
           <w:tcPr>
-            <w:tcW w:w="14569" w:type="dxa"/>
-            <w:gridSpan w:val="4"/>
+            <w:tcW w:w="437" w:type="dxa"/>
+            <w:tcBorders>
+              <w:start w:val="single" w:sz="2" w:space="0" w:color="000000"/>
+              <w:bottom w:val="single" w:sz="2" w:space="0" w:color="000000"/>
+            </w:tcBorders>
+            <w:vAlign w:val="center"/>
+          </w:tcPr>
+          <w:p>
+            <w:pPr>
+              <w:pStyle w:val="user5"/>
+              <w:rPr/>
+            </w:pPr>
+            <w:r>
+              <w:rPr/>
+              <w:t>16.</w:t>
+            </w:r>
+          </w:p>
+        </w:tc>
+        <w:tc>
+          <w:tcPr>
+            <w:tcW w:w="4370" w:type="dxa"/>
+            <w:tcBorders>
+              <w:start w:val="single" w:sz="2" w:space="0" w:color="000000"/>
+              <w:bottom w:val="single" w:sz="2" w:space="0" w:color="000000"/>
+            </w:tcBorders>
+            <w:vAlign w:val="center"/>
+          </w:tcPr>
+          <w:p>
+            <w:pPr>
+              <w:pStyle w:val="user5"/>
+              <w:rPr/>
+            </w:pPr>
+            <w:r>
+              <w:rPr/>
+              <w:t>Ранжирование (сортировка) результатов поиска по степени релевантности запросу.</w:t>
+            </w:r>
+          </w:p>
+        </w:tc>
+        <w:tc>
+          <w:tcPr>
+            <w:tcW w:w="5830" w:type="dxa"/>
+            <w:tcBorders>
+              <w:start w:val="single" w:sz="2" w:space="0" w:color="000000"/>
+              <w:bottom w:val="single" w:sz="2" w:space="0" w:color="000000"/>
+            </w:tcBorders>
+            <w:vAlign w:val="center"/>
+          </w:tcPr>
+          <w:p>
+            <w:pPr>
+              <w:pStyle w:val="user5"/>
+              <w:rPr/>
+            </w:pPr>
+            <w:r>
+              <w:rPr/>
+              <w:t>Наиболее подходящие материалы должны быть в начале списка, чтобы пользователь не пролистывал сотни нерелевантных позиций.</w:t>
+            </w:r>
+          </w:p>
+        </w:tc>
+        <w:tc>
+          <w:tcPr>
+            <w:tcW w:w="3932" w:type="dxa"/>
             <w:tcBorders>
               <w:start w:val="single" w:sz="2" w:space="0" w:color="000000"/>
               <w:bottom w:val="single" w:sz="2" w:space="0" w:color="000000"/>
@@ -2711,18 +2781,12 @@
           </w:tcPr>
           <w:p>
             <w:pPr>
-              <w:pStyle w:val="Style21"/>
-              <w:rPr>
-                <w:b/>
-                <w:bCs/>
-              </w:rPr>
-            </w:pPr>
-            <w:r>
-              <w:rPr>
-                <w:b/>
-                <w:bCs/>
-              </w:rPr>
-              <w:t>Подсистема поддержки принятия решений и управления</w:t>
+              <w:pStyle w:val="user5"/>
+              <w:rPr/>
+            </w:pPr>
+            <w:r>
+              <w:rPr/>
+              <w:t>Реализовано во всех поисковых системах (на основе PageRank, TF-IDF и др.).</w:t>
             </w:r>
           </w:p>
         </w:tc>
@@ -2740,12 +2804,12 @@
           </w:tcPr>
           <w:p>
             <w:pPr>
-              <w:pStyle w:val="Style21"/>
-              <w:rPr/>
-            </w:pPr>
-            <w:r>
-              <w:rPr/>
-              <w:t>16.</w:t>
+              <w:pStyle w:val="user5"/>
+              <w:rPr/>
+            </w:pPr>
+            <w:r>
+              <w:rPr/>
+              <w:t>17.</w:t>
             </w:r>
           </w:p>
         </w:tc>
@@ -2760,12 +2824,12 @@
           </w:tcPr>
           <w:p>
             <w:pPr>
-              <w:pStyle w:val="Style21"/>
-              <w:rPr/>
-            </w:pPr>
-            <w:r>
-              <w:rPr/>
-              <w:t>Ранжирование (сортировка) результатов поиска по степени релевантности запросу.</w:t>
+              <w:pStyle w:val="user5"/>
+              <w:rPr/>
+            </w:pPr>
+            <w:r>
+              <w:rPr/>
+              <w:t>Персонализация результатов на основе профиля и истории пользователя.</w:t>
             </w:r>
           </w:p>
         </w:tc>
@@ -2780,12 +2844,12 @@
           </w:tcPr>
           <w:p>
             <w:pPr>
-              <w:pStyle w:val="Style21"/>
-              <w:rPr/>
-            </w:pPr>
-            <w:r>
-              <w:rPr/>
-              <w:t>Наиболее подходящие материалы должны быть в начале списка, чтобы пользователь не пролистывал сотни нерелевантных позиций.</w:t>
+              <w:pStyle w:val="user5"/>
+              <w:rPr/>
+            </w:pPr>
+            <w:r>
+              <w:rPr/>
+              <w:t>Пользователь, который постоянно слушает подкасты, должен видеть в выдаче подкасты выше, чем длинные видео, даже если формально они равны по релевантности.</w:t>
             </w:r>
           </w:p>
         </w:tc>
@@ -2801,12 +2865,12 @@
           </w:tcPr>
           <w:p>
             <w:pPr>
-              <w:pStyle w:val="Style21"/>
-              <w:rPr/>
-            </w:pPr>
-            <w:r>
-              <w:rPr/>
-              <w:t>Реализовано во всех поисковых системах (на основе PageRank, TF-IDF и др.). [Источник: Алгоритмы машинного обучения в информационном поиске]</w:t>
+              <w:pStyle w:val="user5"/>
+              <w:rPr/>
+            </w:pPr>
+            <w:r>
+              <w:rPr/>
+              <w:t>Реализовано в рекомендательных системах (Spotify, Netflix).</w:t>
             </w:r>
           </w:p>
         </w:tc>
@@ -2824,12 +2888,12 @@
           </w:tcPr>
           <w:p>
             <w:pPr>
-              <w:pStyle w:val="Style21"/>
-              <w:rPr/>
-            </w:pPr>
-            <w:r>
-              <w:rPr/>
-              <w:t>17.</w:t>
+              <w:pStyle w:val="user5"/>
+              <w:rPr/>
+            </w:pPr>
+            <w:r>
+              <w:rPr/>
+              <w:t>18.</w:t>
             </w:r>
           </w:p>
         </w:tc>
@@ -2844,12 +2908,12 @@
           </w:tcPr>
           <w:p>
             <w:pPr>
-              <w:pStyle w:val="Style21"/>
-              <w:rPr/>
-            </w:pPr>
-            <w:r>
-              <w:rPr/>
-              <w:t>Персонализация результатов на основе профиля и истории пользователя.</w:t>
+              <w:pStyle w:val="user5"/>
+              <w:rPr/>
+            </w:pPr>
+            <w:r>
+              <w:rPr/>
+              <w:t>Автоматическое создание задачи контент-менеджеру на рассмотрение возможности приобретения нового контента из внешних источников.</w:t>
             </w:r>
           </w:p>
         </w:tc>
@@ -2864,12 +2928,12 @@
           </w:tcPr>
           <w:p>
             <w:pPr>
-              <w:pStyle w:val="Style21"/>
-              <w:rPr/>
-            </w:pPr>
-            <w:r>
-              <w:rPr/>
-              <w:t>Пользователь, который постоянно слушает подкасты, должен видеть в выдаче подкасты выше, чем длинные видео, даже если формально они равны по релевантности.</w:t>
+              <w:pStyle w:val="user5"/>
+              <w:rPr/>
+            </w:pPr>
+            <w:r>
+              <w:rPr/>
+              <w:t>Вовлечение человека в процесс на финальной стадии принятия решения о закупке, но без его участия в рутинном поиске и сборе информации.</w:t>
             </w:r>
           </w:p>
         </w:tc>
@@ -2885,12 +2949,12 @@
           </w:tcPr>
           <w:p>
             <w:pPr>
-              <w:pStyle w:val="Style21"/>
-              <w:rPr/>
-            </w:pPr>
-            <w:r>
-              <w:rPr/>
-              <w:t>Реализовано в рекомендательных системах (Spotify, Netflix). [Источник: Патенты и публикации компаний о персонализации]</w:t>
+              <w:pStyle w:val="user5"/>
+              <w:rPr/>
+            </w:pPr>
+            <w:r>
+              <w:rPr/>
+              <w:t>Реализовано в системах Service Desk и workflow-системах (Jira, Trello).</w:t>
             </w:r>
           </w:p>
         </w:tc>
@@ -2908,12 +2972,12 @@
           </w:tcPr>
           <w:p>
             <w:pPr>
-              <w:pStyle w:val="Style21"/>
-              <w:rPr/>
-            </w:pPr>
-            <w:r>
-              <w:rPr/>
-              <w:t>18.</w:t>
+              <w:pStyle w:val="user5"/>
+              <w:rPr/>
+            </w:pPr>
+            <w:r>
+              <w:rPr/>
+              <w:t>19.</w:t>
             </w:r>
           </w:p>
         </w:tc>
@@ -2928,12 +2992,12 @@
           </w:tcPr>
           <w:p>
             <w:pPr>
-              <w:pStyle w:val="Style21"/>
-              <w:rPr/>
-            </w:pPr>
-            <w:r>
-              <w:rPr/>
-              <w:t>Автоматическое создание задачи контент-менеджеру на рассмотрение возможности приобретения нового контента из внешних источников.</w:t>
+              <w:pStyle w:val="user5"/>
+              <w:rPr/>
+            </w:pPr>
+            <w:r>
+              <w:rPr/>
+              <w:t>Учет прав доступа и лицензий на контент при выдаче результатов.</w:t>
             </w:r>
           </w:p>
         </w:tc>
@@ -2948,12 +3012,12 @@
           </w:tcPr>
           <w:p>
             <w:pPr>
-              <w:pStyle w:val="Style21"/>
-              <w:rPr/>
-            </w:pPr>
-            <w:r>
-              <w:rPr/>
-              <w:t>Вовлечение человека в процесс на финальной стадии принятия решения о закупке, но без его участия в рутинном поиске и сборе информации.</w:t>
+              <w:pStyle w:val="user5"/>
+              <w:rPr/>
+            </w:pPr>
+            <w:r>
+              <w:rPr/>
+              <w:t>Система не должна предлагать пользователю контент, на который у организации нет прав для его предоставления данному пользователю.</w:t>
             </w:r>
           </w:p>
         </w:tc>
@@ -2969,12 +3033,12 @@
           </w:tcPr>
           <w:p>
             <w:pPr>
-              <w:pStyle w:val="Style21"/>
-              <w:rPr/>
-            </w:pPr>
-            <w:r>
-              <w:rPr/>
-              <w:t>Реализовано в системах Service Desk и workflow-системах (Jira, Trello). [Источник: Функциональные требования к системам автоматизации бизнес-процессов]</w:t>
+              <w:pStyle w:val="user5"/>
+              <w:rPr/>
+            </w:pPr>
+            <w:r>
+              <w:rPr/>
+              <w:t>Реализовано в системах управления цифровыми правами (DRM) и корпоративных библиотеках.</w:t>
             </w:r>
           </w:p>
         </w:tc>
@@ -2992,12 +3056,12 @@
           </w:tcPr>
           <w:p>
             <w:pPr>
-              <w:pStyle w:val="Style21"/>
-              <w:rPr/>
-            </w:pPr>
-            <w:r>
-              <w:rPr/>
-              <w:t>19.</w:t>
+              <w:pStyle w:val="user5"/>
+              <w:rPr/>
+            </w:pPr>
+            <w:r>
+              <w:rPr/>
+              <w:t>20.</w:t>
             </w:r>
           </w:p>
         </w:tc>
@@ -3012,12 +3076,12 @@
           </w:tcPr>
           <w:p>
             <w:pPr>
-              <w:pStyle w:val="Style21"/>
-              <w:rPr/>
-            </w:pPr>
-            <w:r>
-              <w:rPr/>
-              <w:t>Учет прав доступа и лицензий на контент при выдаче результатов.</w:t>
+              <w:pStyle w:val="user5"/>
+              <w:rPr/>
+            </w:pPr>
+            <w:r>
+              <w:rPr/>
+              <w:t>Логирование всех действий системы и запросов пользователей для последующего анализа и дообучения нейросети.</w:t>
             </w:r>
           </w:p>
         </w:tc>
@@ -3032,12 +3096,12 @@
           </w:tcPr>
           <w:p>
             <w:pPr>
-              <w:pStyle w:val="Style21"/>
-              <w:rPr/>
-            </w:pPr>
-            <w:r>
-              <w:rPr/>
-              <w:t>Система не должна предлагать пользователю контент, на который у организации нет прав для его предоставления данному пользователю.</w:t>
+              <w:pStyle w:val="user5"/>
+              <w:rPr/>
+            </w:pPr>
+            <w:r>
+              <w:rPr/>
+              <w:t>Сбор данных о том, как пользователи формулируют запросы, на что они кликают, какие результаты считают хорошими. Это необходимо для улучшения работы нейросети.</w:t>
             </w:r>
           </w:p>
         </w:tc>
@@ -3053,101 +3117,42 @@
           </w:tcPr>
           <w:p>
             <w:pPr>
-              <w:pStyle w:val="Style21"/>
-              <w:rPr/>
-            </w:pPr>
-            <w:r>
-              <w:rPr/>
-              <w:t>Реализовано в системах управления цифровыми правами (DRM) и корпоративных библиотеках. [Источник: Требования информационной безопасности]</w:t>
-            </w:r>
-          </w:p>
-        </w:tc>
-      </w:tr>
-      <w:tr>
-        <w:trPr/>
-        <w:tc>
-          <w:tcPr>
-            <w:tcW w:w="437" w:type="dxa"/>
-            <w:tcBorders>
-              <w:start w:val="single" w:sz="2" w:space="0" w:color="000000"/>
-              <w:bottom w:val="single" w:sz="2" w:space="0" w:color="000000"/>
-            </w:tcBorders>
-            <w:vAlign w:val="center"/>
-          </w:tcPr>
-          <w:p>
-            <w:pPr>
-              <w:pStyle w:val="Style21"/>
-              <w:rPr/>
-            </w:pPr>
-            <w:r>
-              <w:rPr/>
-              <w:t>20.</w:t>
-            </w:r>
-          </w:p>
-        </w:tc>
-        <w:tc>
-          <w:tcPr>
-            <w:tcW w:w="4370" w:type="dxa"/>
-            <w:tcBorders>
-              <w:start w:val="single" w:sz="2" w:space="0" w:color="000000"/>
-              <w:bottom w:val="single" w:sz="2" w:space="0" w:color="000000"/>
-            </w:tcBorders>
-            <w:vAlign w:val="center"/>
-          </w:tcPr>
-          <w:p>
-            <w:pPr>
-              <w:pStyle w:val="Style21"/>
-              <w:rPr/>
-            </w:pPr>
-            <w:r>
-              <w:rPr/>
-              <w:t>Логирование всех действий системы и запросов пользователей для последующего анализа и дообучения нейросети.</w:t>
-            </w:r>
-          </w:p>
-        </w:tc>
-        <w:tc>
-          <w:tcPr>
-            <w:tcW w:w="5830" w:type="dxa"/>
-            <w:tcBorders>
-              <w:start w:val="single" w:sz="2" w:space="0" w:color="000000"/>
-              <w:bottom w:val="single" w:sz="2" w:space="0" w:color="000000"/>
-            </w:tcBorders>
-            <w:vAlign w:val="center"/>
-          </w:tcPr>
-          <w:p>
-            <w:pPr>
-              <w:pStyle w:val="Style21"/>
-              <w:rPr/>
-            </w:pPr>
-            <w:r>
-              <w:rPr/>
-              <w:t>Сбор данных о том, как пользователи формулируют запросы, на что они кликают, какие результаты считают хорошими. Это необходимо для улучшения работы нейросети.</w:t>
-            </w:r>
-          </w:p>
-        </w:tc>
-        <w:tc>
-          <w:tcPr>
-            <w:tcW w:w="3932" w:type="dxa"/>
-            <w:tcBorders>
-              <w:start w:val="single" w:sz="2" w:space="0" w:color="000000"/>
-              <w:bottom w:val="single" w:sz="2" w:space="0" w:color="000000"/>
-              <w:end w:val="single" w:sz="2" w:space="0" w:color="000000"/>
-            </w:tcBorders>
-            <w:vAlign w:val="center"/>
-          </w:tcPr>
-          <w:p>
-            <w:pPr>
-              <w:pStyle w:val="Style21"/>
-              <w:rPr/>
-            </w:pPr>
-            <w:r>
-              <w:rPr/>
-              <w:t>Реализовано в системах сбора логов и аналитики (ELK stack, Splunk). [Источник: Методологии Data-Driven Development]</w:t>
+              <w:pStyle w:val="user5"/>
+              <w:rPr/>
+            </w:pPr>
+            <w:r>
+              <w:rPr/>
+              <w:t>Реализовано в системах сбора логов и аналитики (ELK stack, Splunk).</w:t>
             </w:r>
           </w:p>
         </w:tc>
       </w:tr>
     </w:tbl>
+    <w:p>
+      <w:pPr>
+        <w:pStyle w:val="Normal"/>
+        <w:widowControl/>
+        <w:rPr>
+          <w:rFonts w:ascii="Times New Roman" w:hAnsi="Times New Roman" w:eastAsia="Microsoft YaHei" w:cs="Lucida Sans"/>
+          <w:b/>
+          <w:bCs/>
+          <w:sz w:val="32"/>
+          <w:szCs w:val="36"/>
+        </w:rPr>
+      </w:pPr>
+      <w:r>
+        <w:rPr>
+          <w:rFonts w:eastAsia="Microsoft YaHei" w:cs="Lucida Sans" w:ascii="Times New Roman" w:hAnsi="Times New Roman"/>
+          <w:b/>
+          <w:bCs/>
+          <w:sz w:val="32"/>
+          <w:szCs w:val="36"/>
+        </w:rPr>
+      </w:r>
+      <w:r>
+        <w:br w:type="page"/>
+      </w:r>
+    </w:p>
     <w:p>
       <w:pPr>
         <w:pStyle w:val="Heading1"/>
@@ -3176,6 +3181,7 @@
           <w:bottom w:w="0" w:type="dxa"/>
           <w:end w:w="28" w:type="dxa"/>
         </w:tblCellMar>
+        <w:tblLook w:firstRow="1" w:noVBand="1" w:lastRow="0" w:firstColumn="1" w:lastColumn="0" w:noHBand="0" w:val="04a0"/>
       </w:tblPr>
       <w:tblGrid>
         <w:gridCol w:w="437"/>
@@ -3199,7 +3205,7 @@
           </w:tcPr>
           <w:p>
             <w:pPr>
-              <w:pStyle w:val="Style21"/>
+              <w:pStyle w:val="user5"/>
               <w:rPr>
                 <w:b/>
                 <w:bCs/>
@@ -3226,7 +3232,7 @@
           </w:tcPr>
           <w:p>
             <w:pPr>
-              <w:pStyle w:val="Style21"/>
+              <w:pStyle w:val="user5"/>
               <w:rPr>
                 <w:b/>
                 <w:bCs/>
@@ -3253,7 +3259,7 @@
           </w:tcPr>
           <w:p>
             <w:pPr>
-              <w:pStyle w:val="Style21"/>
+              <w:pStyle w:val="user5"/>
               <w:rPr>
                 <w:b/>
                 <w:bCs/>
@@ -3281,7 +3287,7 @@
           </w:tcPr>
           <w:p>
             <w:pPr>
-              <w:pStyle w:val="Style21"/>
+              <w:pStyle w:val="user5"/>
               <w:rPr>
                 <w:b/>
                 <w:bCs/>
@@ -3312,7 +3318,7 @@
           </w:tcPr>
           <w:p>
             <w:pPr>
-              <w:pStyle w:val="Style21"/>
+              <w:pStyle w:val="user5"/>
               <w:rPr>
                 <w:b/>
                 <w:bCs/>
@@ -3341,7 +3347,7 @@
           </w:tcPr>
           <w:p>
             <w:pPr>
-              <w:pStyle w:val="Style21"/>
+              <w:pStyle w:val="user5"/>
               <w:rPr/>
             </w:pPr>
             <w:r>
@@ -3361,7 +3367,7 @@
           </w:tcPr>
           <w:p>
             <w:pPr>
-              <w:pStyle w:val="Style21"/>
+              <w:pStyle w:val="user5"/>
               <w:rPr/>
             </w:pPr>
             <w:r>
@@ -3381,7 +3387,7 @@
           </w:tcPr>
           <w:p>
             <w:pPr>
-              <w:pStyle w:val="Style21"/>
+              <w:pStyle w:val="user5"/>
               <w:rPr/>
             </w:pPr>
             <w:r>
@@ -3402,12 +3408,12 @@
           </w:tcPr>
           <w:p>
             <w:pPr>
-              <w:pStyle w:val="Style21"/>
-              <w:rPr/>
-            </w:pPr>
-            <w:r>
-              <w:rPr/>
-              <w:t>Стандарты производительности веб-приложений (Google Core Web Vitals). [Источник: Исследования юзабилити, стандарты производительности]</w:t>
+              <w:pStyle w:val="user5"/>
+              <w:rPr/>
+            </w:pPr>
+            <w:r>
+              <w:rPr/>
+              <w:t>Источник: ГОСТ Р ИСО 9241-11 (требования к эргономике и производительности)</w:t>
             </w:r>
           </w:p>
         </w:tc>
@@ -3425,7 +3431,7 @@
           </w:tcPr>
           <w:p>
             <w:pPr>
-              <w:pStyle w:val="Style21"/>
+              <w:pStyle w:val="user5"/>
               <w:rPr/>
             </w:pPr>
             <w:r>
@@ -3445,7 +3451,7 @@
           </w:tcPr>
           <w:p>
             <w:pPr>
-              <w:pStyle w:val="Style21"/>
+              <w:pStyle w:val="user5"/>
               <w:rPr/>
             </w:pPr>
             <w:r>
@@ -3465,7 +3471,7 @@
           </w:tcPr>
           <w:p>
             <w:pPr>
-              <w:pStyle w:val="Style21"/>
+              <w:pStyle w:val="user5"/>
               <w:rPr/>
             </w:pPr>
             <w:r>
@@ -3486,12 +3492,12 @@
           </w:tcPr>
           <w:p>
             <w:pPr>
-              <w:pStyle w:val="Style21"/>
-              <w:rPr/>
-            </w:pPr>
-            <w:r>
-              <w:rPr/>
-              <w:t>Стандарт для коммерческих SaaS-решений (SLA). [Источник: ГОСТ Р ИСО/МЭК 20000-1]</w:t>
+              <w:pStyle w:val="user5"/>
+              <w:rPr/>
+            </w:pPr>
+            <w:r>
+              <w:rPr/>
+              <w:t>Источник: ГОСТ Р ИСО/МЭК 20000-1 (требования к управлению услугами ИТ)</w:t>
             </w:r>
           </w:p>
         </w:tc>
@@ -3509,7 +3515,7 @@
           </w:tcPr>
           <w:p>
             <w:pPr>
-              <w:pStyle w:val="Style21"/>
+              <w:pStyle w:val="user5"/>
               <w:rPr/>
             </w:pPr>
             <w:r>
@@ -3529,7 +3535,7 @@
           </w:tcPr>
           <w:p>
             <w:pPr>
-              <w:pStyle w:val="Style21"/>
+              <w:pStyle w:val="user5"/>
               <w:rPr/>
             </w:pPr>
             <w:r>
@@ -3549,7 +3555,7 @@
           </w:tcPr>
           <w:p>
             <w:pPr>
-              <w:pStyle w:val="Style21"/>
+              <w:pStyle w:val="user5"/>
               <w:rPr/>
             </w:pPr>
             <w:r>
@@ -3570,12 +3576,12 @@
           </w:tcPr>
           <w:p>
             <w:pPr>
-              <w:pStyle w:val="Style21"/>
-              <w:rPr/>
-            </w:pPr>
-            <w:r>
-              <w:rPr/>
-              <w:t>Требования к нагрузочному тестированию. [Источник: Типовые требования к высоконагруженным системам]</w:t>
+              <w:pStyle w:val="user5"/>
+              <w:rPr/>
+            </w:pPr>
+            <w:r>
+              <w:rPr/>
+              <w:t>Источник: ГОСТ Р ИСО/МЭК 25010 (модели качества и производительности)</w:t>
             </w:r>
           </w:p>
         </w:tc>
@@ -3593,7 +3599,7 @@
           </w:tcPr>
           <w:p>
             <w:pPr>
-              <w:pStyle w:val="Style21"/>
+              <w:pStyle w:val="user5"/>
               <w:rPr/>
             </w:pPr>
             <w:r>
@@ -3613,7 +3619,7 @@
           </w:tcPr>
           <w:p>
             <w:pPr>
-              <w:pStyle w:val="Style21"/>
+              <w:pStyle w:val="user5"/>
               <w:rPr/>
             </w:pPr>
             <w:r>
@@ -3633,7 +3639,7 @@
           </w:tcPr>
           <w:p>
             <w:pPr>
-              <w:pStyle w:val="Style21"/>
+              <w:pStyle w:val="user5"/>
               <w:rPr/>
             </w:pPr>
             <w:r>
@@ -3654,12 +3660,20 @@
           </w:tcPr>
           <w:p>
             <w:pPr>
-              <w:pStyle w:val="Style21"/>
-              <w:rPr/>
-            </w:pPr>
-            <w:r>
-              <w:rPr/>
-              <w:t>Стандарты в области обеспечения непрерывности бизнеса (BCM). [Источник: ISO 22301]</w:t>
+              <w:pStyle w:val="user5"/>
+              <w:rPr>
+                <w:lang w:val="en-US"/>
+              </w:rPr>
+            </w:pPr>
+            <w:r>
+              <w:rPr/>
+              <w:t>Источник</w:t>
+            </w:r>
+            <w:r>
+              <w:rPr>
+                <w:lang w:val="en-US"/>
+              </w:rPr>
+              <w:t>: ISO 22301 (Security and resilience — Business continuity management systems)</w:t>
             </w:r>
           </w:p>
         </w:tc>
@@ -3677,7 +3691,7 @@
           </w:tcPr>
           <w:p>
             <w:pPr>
-              <w:pStyle w:val="Style21"/>
+              <w:pStyle w:val="user5"/>
               <w:rPr/>
             </w:pPr>
             <w:r>
@@ -3697,7 +3711,7 @@
           </w:tcPr>
           <w:p>
             <w:pPr>
-              <w:pStyle w:val="Style21"/>
+              <w:pStyle w:val="user5"/>
               <w:rPr/>
             </w:pPr>
             <w:r>
@@ -3717,7 +3731,7 @@
           </w:tcPr>
           <w:p>
             <w:pPr>
-              <w:pStyle w:val="Style21"/>
+              <w:pStyle w:val="user5"/>
               <w:rPr/>
             </w:pPr>
             <w:r>
@@ -3738,12 +3752,20 @@
           </w:tcPr>
           <w:p>
             <w:pPr>
-              <w:pStyle w:val="Style21"/>
-              <w:rPr/>
-            </w:pPr>
-            <w:r>
-              <w:rPr/>
-              <w:t>Принципы построения облачных архитектур (AWS Auto Scaling). [Источник: Архитектуры распределенных систем]</w:t>
+              <w:pStyle w:val="user5"/>
+              <w:rPr>
+                <w:lang w:val="en-US"/>
+              </w:rPr>
+            </w:pPr>
+            <w:r>
+              <w:rPr/>
+              <w:t>Источник</w:t>
+            </w:r>
+            <w:r>
+              <w:rPr>
+                <w:lang w:val="en-US"/>
+              </w:rPr>
+              <w:t>: ISO/IEC 10746 (Open Distributed Processing)</w:t>
             </w:r>
           </w:p>
         </w:tc>
@@ -3763,7 +3785,7 @@
           </w:tcPr>
           <w:p>
             <w:pPr>
-              <w:pStyle w:val="Style21"/>
+              <w:pStyle w:val="user5"/>
               <w:rPr>
                 <w:b/>
                 <w:bCs/>
@@ -3793,7 +3815,7 @@
           </w:tcPr>
           <w:p>
             <w:pPr>
-              <w:pStyle w:val="Style21"/>
+              <w:pStyle w:val="user5"/>
               <w:rPr/>
             </w:pPr>
             <w:r>
@@ -3814,7 +3836,7 @@
           </w:tcPr>
           <w:p>
             <w:pPr>
-              <w:pStyle w:val="Style21"/>
+              <w:pStyle w:val="user5"/>
               <w:rPr/>
             </w:pPr>
             <w:r>
@@ -3835,7 +3857,7 @@
           </w:tcPr>
           <w:p>
             <w:pPr>
-              <w:pStyle w:val="Style21"/>
+              <w:pStyle w:val="user5"/>
               <w:rPr/>
             </w:pPr>
             <w:r>
@@ -3857,12 +3879,12 @@
           </w:tcPr>
           <w:p>
             <w:pPr>
-              <w:pStyle w:val="Style21"/>
-              <w:rPr/>
-            </w:pPr>
-            <w:r>
-              <w:rPr/>
-              <w:t>Закон "О персональных данных" (ФЗ-152), стандарты безопасности ПДн. [Источник: ФЗ-152, ГОСТ 34.10]</w:t>
+              <w:pStyle w:val="user5"/>
+              <w:rPr/>
+            </w:pPr>
+            <w:r>
+              <w:rPr/>
+              <w:t>Источник: Федеральный закон №152-ФЗ «О персональных данных», ГОСТ 34.10 (криптографическая защита)</w:t>
             </w:r>
           </w:p>
         </w:tc>
@@ -3880,7 +3902,7 @@
           </w:tcPr>
           <w:p>
             <w:pPr>
-              <w:pStyle w:val="Style21"/>
+              <w:pStyle w:val="user5"/>
               <w:rPr/>
             </w:pPr>
             <w:r>
@@ -3900,7 +3922,7 @@
           </w:tcPr>
           <w:p>
             <w:pPr>
-              <w:pStyle w:val="Style21"/>
+              <w:pStyle w:val="user5"/>
               <w:rPr/>
             </w:pPr>
             <w:r>
@@ -3920,7 +3942,7 @@
           </w:tcPr>
           <w:p>
             <w:pPr>
-              <w:pStyle w:val="Style21"/>
+              <w:pStyle w:val="user5"/>
               <w:rPr/>
             </w:pPr>
             <w:r>
@@ -3941,12 +3963,12 @@
           </w:tcPr>
           <w:p>
             <w:pPr>
-              <w:pStyle w:val="Style21"/>
-              <w:rPr/>
-            </w:pPr>
-            <w:r>
-              <w:rPr/>
-              <w:t>Стандарты управления доступом (RBAC - Role-Based Access Control). [Источник: ИСО/МЭК 27001]</w:t>
+              <w:pStyle w:val="user5"/>
+              <w:rPr/>
+            </w:pPr>
+            <w:r>
+              <w:rPr/>
+              <w:t>Источник: ИСО/МЭК 27001 (Информационная безопасность)</w:t>
             </w:r>
           </w:p>
         </w:tc>
@@ -3964,7 +3986,7 @@
           </w:tcPr>
           <w:p>
             <w:pPr>
-              <w:pStyle w:val="Style21"/>
+              <w:pStyle w:val="user5"/>
               <w:rPr/>
             </w:pPr>
             <w:r>
@@ -3984,7 +4006,7 @@
           </w:tcPr>
           <w:p>
             <w:pPr>
-              <w:pStyle w:val="Style21"/>
+              <w:pStyle w:val="user5"/>
               <w:rPr/>
             </w:pPr>
             <w:r>
@@ -4004,7 +4026,7 @@
           </w:tcPr>
           <w:p>
             <w:pPr>
-              <w:pStyle w:val="Style21"/>
+              <w:pStyle w:val="user5"/>
               <w:rPr/>
             </w:pPr>
             <w:r>
@@ -4025,12 +4047,12 @@
           </w:tcPr>
           <w:p>
             <w:pPr>
-              <w:pStyle w:val="Style21"/>
-              <w:rPr/>
-            </w:pPr>
-            <w:r>
-              <w:rPr/>
-              <w:t>Стандартный подход к проектированию корпоративных систем. [Источник: Требования к АСУ различного уровня]</w:t>
+              <w:pStyle w:val="user5"/>
+              <w:rPr/>
+            </w:pPr>
+            <w:r>
+              <w:rPr/>
+              <w:t>Источник: ГОСТ 34.601-90 (Автоматизированные системы. Стадии создания)</w:t>
             </w:r>
           </w:p>
         </w:tc>
@@ -4048,7 +4070,7 @@
           </w:tcPr>
           <w:p>
             <w:pPr>
-              <w:pStyle w:val="Style21"/>
+              <w:pStyle w:val="user5"/>
               <w:rPr/>
             </w:pPr>
             <w:r>
@@ -4068,7 +4090,7 @@
           </w:tcPr>
           <w:p>
             <w:pPr>
-              <w:pStyle w:val="Style21"/>
+              <w:pStyle w:val="user5"/>
               <w:rPr/>
             </w:pPr>
             <w:r>
@@ -4088,7 +4110,7 @@
           </w:tcPr>
           <w:p>
             <w:pPr>
-              <w:pStyle w:val="Style21"/>
+              <w:pStyle w:val="user5"/>
               <w:rPr/>
             </w:pPr>
             <w:r>
@@ -4109,12 +4131,12 @@
           </w:tcPr>
           <w:p>
             <w:pPr>
-              <w:pStyle w:val="Style21"/>
-              <w:rPr/>
-            </w:pPr>
-            <w:r>
-              <w:rPr/>
-              <w:t>Рекомендации ФСТЭК и Минцифры по безопасности веб-приложений. [Источник: Методики оценки угроз безопасности]</w:t>
+              <w:pStyle w:val="user5"/>
+              <w:rPr/>
+            </w:pPr>
+            <w:r>
+              <w:rPr/>
+              <w:t>Источник: Методика оценки угроз безопасности информации (ФСТЭК России, 2021)</w:t>
             </w:r>
           </w:p>
         </w:tc>
@@ -4132,7 +4154,7 @@
           </w:tcPr>
           <w:p>
             <w:pPr>
-              <w:pStyle w:val="Style21"/>
+              <w:pStyle w:val="user5"/>
               <w:rPr/>
             </w:pPr>
             <w:r>
@@ -4152,7 +4174,7 @@
           </w:tcPr>
           <w:p>
             <w:pPr>
-              <w:pStyle w:val="Style21"/>
+              <w:pStyle w:val="user5"/>
               <w:rPr/>
             </w:pPr>
             <w:r>
@@ -4172,7 +4194,7 @@
           </w:tcPr>
           <w:p>
             <w:pPr>
-              <w:pStyle w:val="Style21"/>
+              <w:pStyle w:val="user5"/>
               <w:rPr/>
             </w:pPr>
             <w:r>
@@ -4193,12 +4215,12 @@
           </w:tcPr>
           <w:p>
             <w:pPr>
-              <w:pStyle w:val="Style21"/>
-              <w:rPr/>
-            </w:pPr>
-            <w:r>
-              <w:rPr/>
-              <w:t>[Источник: Разъяснения Роскомнадзора по обезличиванию данных]</w:t>
+              <w:pStyle w:val="user5"/>
+              <w:rPr/>
+            </w:pPr>
+            <w:r>
+              <w:rPr/>
+              <w:t>Источник: Разъяснения Роскомнадзора «О порядке обезличивания персональных данных» (2018)</w:t>
             </w:r>
           </w:p>
         </w:tc>
@@ -4218,7 +4240,7 @@
           </w:tcPr>
           <w:p>
             <w:pPr>
-              <w:pStyle w:val="Style21"/>
+              <w:pStyle w:val="user5"/>
               <w:rPr>
                 <w:b/>
                 <w:bCs/>
@@ -4247,7 +4269,7 @@
           </w:tcPr>
           <w:p>
             <w:pPr>
-              <w:pStyle w:val="Style21"/>
+              <w:pStyle w:val="user5"/>
               <w:rPr/>
             </w:pPr>
             <w:r>
@@ -4267,7 +4289,7 @@
           </w:tcPr>
           <w:p>
             <w:pPr>
-              <w:pStyle w:val="Style21"/>
+              <w:pStyle w:val="user5"/>
               <w:rPr/>
             </w:pPr>
             <w:r>
@@ -4287,7 +4309,7 @@
           </w:tcPr>
           <w:p>
             <w:pPr>
-              <w:pStyle w:val="Style21"/>
+              <w:pStyle w:val="user5"/>
               <w:rPr/>
             </w:pPr>
             <w:r>
@@ -4308,12 +4330,12 @@
           </w:tcPr>
           <w:p>
             <w:pPr>
-              <w:pStyle w:val="Style21"/>
-              <w:rPr/>
-            </w:pPr>
-            <w:r>
-              <w:rPr/>
-              <w:t>Эвристики Якоба Нильсена. [Источник: Книги и статьи по юзабилити]</w:t>
+              <w:pStyle w:val="user5"/>
+              <w:rPr/>
+            </w:pPr>
+            <w:r>
+              <w:rPr/>
+              <w:t>Источник: ГОСТ Р ИСО 9241-110 (Принципы взаимодействия человек-система)</w:t>
             </w:r>
           </w:p>
         </w:tc>
@@ -4331,7 +4353,7 @@
           </w:tcPr>
           <w:p>
             <w:pPr>
-              <w:pStyle w:val="Style21"/>
+              <w:pStyle w:val="user5"/>
               <w:rPr/>
             </w:pPr>
             <w:r>
@@ -4351,7 +4373,7 @@
           </w:tcPr>
           <w:p>
             <w:pPr>
-              <w:pStyle w:val="Style21"/>
+              <w:pStyle w:val="user5"/>
               <w:rPr/>
             </w:pPr>
             <w:r>
@@ -4371,7 +4393,7 @@
           </w:tcPr>
           <w:p>
             <w:pPr>
-              <w:pStyle w:val="Style21"/>
+              <w:pStyle w:val="user5"/>
               <w:rPr/>
             </w:pPr>
             <w:r>
@@ -4392,12 +4414,30 @@
           </w:tcPr>
           <w:p>
             <w:pPr>
-              <w:pStyle w:val="Style21"/>
-              <w:rPr/>
-            </w:pPr>
-            <w:r>
-              <w:rPr/>
-              <w:t>Требования к современной веб-разработке. [Источник: Best practices frontend-разработки]</w:t>
+              <w:pStyle w:val="user5"/>
+              <w:rPr>
+                <w:lang w:val="en-US"/>
+              </w:rPr>
+            </w:pPr>
+            <w:r>
+              <w:rPr/>
+              <w:t>Источник</w:t>
+            </w:r>
+            <w:r>
+              <w:rPr>
+                <w:lang w:val="en-US"/>
+              </w:rPr>
+              <w:t>: W3C Mobile Web Best Practices 1.0 (</w:t>
+            </w:r>
+            <w:r>
+              <w:rPr/>
+              <w:t>Рекомендации</w:t>
+            </w:r>
+            <w:r>
+              <w:rPr>
+                <w:lang w:val="en-US"/>
+              </w:rPr>
+              <w:t xml:space="preserve"> W3C)</w:t>
             </w:r>
           </w:p>
         </w:tc>
@@ -4415,7 +4455,7 @@
           </w:tcPr>
           <w:p>
             <w:pPr>
-              <w:pStyle w:val="Style21"/>
+              <w:pStyle w:val="user5"/>
               <w:rPr/>
             </w:pPr>
             <w:r>
@@ -4435,7 +4475,7 @@
           </w:tcPr>
           <w:p>
             <w:pPr>
-              <w:pStyle w:val="Style21"/>
+              <w:pStyle w:val="user5"/>
               <w:rPr/>
             </w:pPr>
             <w:r>
@@ -4455,7 +4495,7 @@
           </w:tcPr>
           <w:p>
             <w:pPr>
-              <w:pStyle w:val="Style21"/>
+              <w:pStyle w:val="user5"/>
               <w:rPr/>
             </w:pPr>
             <w:r>
@@ -4476,12 +4516,12 @@
           </w:tcPr>
           <w:p>
             <w:pPr>
-              <w:pStyle w:val="Style21"/>
-              <w:rPr/>
-            </w:pPr>
-            <w:r>
-              <w:rPr/>
-              <w:t>[Источник: Стандарты проектирования пользовательского опыта]</w:t>
+              <w:pStyle w:val="user5"/>
+              <w:rPr/>
+            </w:pPr>
+            <w:r>
+              <w:rPr/>
+              <w:t>Источник: ГОСТ Р ИСО 9241-110 (Принципы диалога для обратной связи)</w:t>
             </w:r>
           </w:p>
         </w:tc>
@@ -4501,7 +4541,7 @@
           </w:tcPr>
           <w:p>
             <w:pPr>
-              <w:pStyle w:val="Style21"/>
+              <w:pStyle w:val="user5"/>
               <w:rPr>
                 <w:b/>
                 <w:bCs/>
@@ -4530,7 +4570,7 @@
           </w:tcPr>
           <w:p>
             <w:pPr>
-              <w:pStyle w:val="Style21"/>
+              <w:pStyle w:val="user5"/>
               <w:rPr/>
             </w:pPr>
             <w:r>
@@ -4550,7 +4590,7 @@
           </w:tcPr>
           <w:p>
             <w:pPr>
-              <w:pStyle w:val="Style21"/>
+              <w:pStyle w:val="user5"/>
               <w:rPr>
                 <w:sz w:val="12"/>
                 <w:szCs w:val="12"/>
@@ -4565,7 +4605,7 @@
           </w:p>
           <w:p>
             <w:pPr>
-              <w:pStyle w:val="Style21"/>
+              <w:pStyle w:val="user5"/>
               <w:rPr/>
             </w:pPr>
             <w:r>
@@ -4575,7 +4615,7 @@
           </w:p>
           <w:p>
             <w:pPr>
-              <w:pStyle w:val="Style21"/>
+              <w:pStyle w:val="user5"/>
               <w:rPr>
                 <w:sz w:val="12"/>
                 <w:szCs w:val="12"/>
@@ -4600,7 +4640,7 @@
           </w:tcPr>
           <w:p>
             <w:pPr>
-              <w:pStyle w:val="Style21"/>
+              <w:pStyle w:val="user5"/>
               <w:rPr/>
             </w:pPr>
             <w:r>
@@ -4621,12 +4661,20 @@
           </w:tcPr>
           <w:p>
             <w:pPr>
-              <w:pStyle w:val="Style21"/>
-              <w:rPr/>
-            </w:pPr>
-            <w:r>
-              <w:rPr/>
-              <w:t>Современные практики DevOps и MLOps. [Источник: Документация Docker, Kubernetes]</w:t>
+              <w:pStyle w:val="user5"/>
+              <w:rPr>
+                <w:lang w:val="en-US"/>
+              </w:rPr>
+            </w:pPr>
+            <w:r>
+              <w:rPr/>
+              <w:t>Источник</w:t>
+            </w:r>
+            <w:r>
+              <w:rPr>
+                <w:lang w:val="en-US"/>
+              </w:rPr>
+              <w:t>: Docker Documentation (docs.docker.com), Kubernetes Documentation (kubernetes.io)</w:t>
             </w:r>
           </w:p>
         </w:tc>
@@ -4644,7 +4692,7 @@
           </w:tcPr>
           <w:p>
             <w:pPr>
-              <w:pStyle w:val="Style21"/>
+              <w:pStyle w:val="user5"/>
               <w:rPr/>
             </w:pPr>
             <w:r>
@@ -4664,7 +4712,7 @@
           </w:tcPr>
           <w:p>
             <w:pPr>
-              <w:pStyle w:val="Style21"/>
+              <w:pStyle w:val="user5"/>
               <w:rPr/>
             </w:pPr>
             <w:r>
@@ -4684,7 +4732,7 @@
           </w:tcPr>
           <w:p>
             <w:pPr>
-              <w:pStyle w:val="Style21"/>
+              <w:pStyle w:val="user5"/>
               <w:rPr/>
             </w:pPr>
             <w:r>
@@ -4705,12 +4753,12 @@
           </w:tcPr>
           <w:p>
             <w:pPr>
-              <w:pStyle w:val="Style21"/>
-              <w:rPr/>
-            </w:pPr>
-            <w:r>
-              <w:rPr/>
-              <w:t>[Источник: "Микросервисы" Мартина Фаулера, паттерны архитектуры ПО]</w:t>
+              <w:pStyle w:val="user5"/>
+              <w:rPr/>
+            </w:pPr>
+            <w:r>
+              <w:rPr/>
+              <w:t>Источник: Фаулер М., «Микросервисы» (martinfowler.com), Ричардсон К. «Микросервисы. Паттерны разработки и рефакторинга»</w:t>
             </w:r>
           </w:p>
         </w:tc>
@@ -4728,7 +4776,7 @@
           </w:tcPr>
           <w:p>
             <w:pPr>
-              <w:pStyle w:val="Style21"/>
+              <w:pStyle w:val="user5"/>
               <w:rPr/>
             </w:pPr>
             <w:r>
@@ -4748,7 +4796,7 @@
           </w:tcPr>
           <w:p>
             <w:pPr>
-              <w:pStyle w:val="Style21"/>
+              <w:pStyle w:val="user5"/>
               <w:rPr/>
             </w:pPr>
             <w:r>
@@ -4768,7 +4816,7 @@
           </w:tcPr>
           <w:p>
             <w:pPr>
-              <w:pStyle w:val="Style21"/>
+              <w:pStyle w:val="user5"/>
               <w:rPr/>
             </w:pPr>
             <w:r>
@@ -4789,12 +4837,30 @@
           </w:tcPr>
           <w:p>
             <w:pPr>
-              <w:pStyle w:val="Style21"/>
-              <w:rPr/>
-            </w:pPr>
-            <w:r>
-              <w:rPr/>
-              <w:t>[Источник: Принципы проектирования Web API]</w:t>
+              <w:pStyle w:val="user5"/>
+              <w:rPr>
+                <w:lang w:val="en-US"/>
+              </w:rPr>
+            </w:pPr>
+            <w:r>
+              <w:rPr/>
+              <w:t>Источник</w:t>
+            </w:r>
+            <w:r>
+              <w:rPr>
+                <w:lang w:val="en-US"/>
+              </w:rPr>
+              <w:t>: Fielding R. «Architectural Styles and the Design of Network-based Software Architectures» (</w:t>
+            </w:r>
+            <w:r>
+              <w:rPr/>
+              <w:t>диссертация</w:t>
+            </w:r>
+            <w:r>
+              <w:rPr>
+                <w:lang w:val="en-US"/>
+              </w:rPr>
+              <w:t>, 2000)</w:t>
             </w:r>
           </w:p>
         </w:tc>
@@ -4812,7 +4878,7 @@
           </w:tcPr>
           <w:p>
             <w:pPr>
-              <w:pStyle w:val="Style21"/>
+              <w:pStyle w:val="user5"/>
               <w:rPr/>
             </w:pPr>
             <w:r>
@@ -4832,7 +4898,7 @@
           </w:tcPr>
           <w:p>
             <w:pPr>
-              <w:pStyle w:val="Style21"/>
+              <w:pStyle w:val="user5"/>
               <w:rPr/>
             </w:pPr>
             <w:r>
@@ -4852,7 +4918,7 @@
           </w:tcPr>
           <w:p>
             <w:pPr>
-              <w:pStyle w:val="Style21"/>
+              <w:pStyle w:val="user5"/>
               <w:rPr/>
             </w:pPr>
             <w:r>
@@ -4873,12 +4939,60 @@
           </w:tcPr>
           <w:p>
             <w:pPr>
-              <w:pStyle w:val="Style21"/>
-              <w:rPr/>
-            </w:pPr>
-            <w:r>
-              <w:rPr/>
-              <w:t>[Источник: Практики Site Reliability Engineering (SRE)]</w:t>
+              <w:pStyle w:val="user5"/>
+              <w:rPr>
+                <w:lang w:val="en-US"/>
+              </w:rPr>
+            </w:pPr>
+            <w:r>
+              <w:rPr/>
+              <w:t xml:space="preserve">Источник: </w:t>
+            </w:r>
+            <w:r>
+              <w:rPr>
+                <w:lang w:val="en-US"/>
+              </w:rPr>
+              <w:t>Beyer</w:t>
+            </w:r>
+            <w:r>
+              <w:rPr/>
+              <w:t xml:space="preserve">, </w:t>
+            </w:r>
+            <w:r>
+              <w:rPr>
+                <w:lang w:val="en-US"/>
+              </w:rPr>
+              <w:t>B</w:t>
+            </w:r>
+            <w:r>
+              <w:rPr/>
+              <w:t xml:space="preserve">. </w:t>
+            </w:r>
+            <w:r>
+              <w:rPr>
+                <w:lang w:val="en-US"/>
+              </w:rPr>
+              <w:t>et</w:t>
+            </w:r>
+            <w:r>
+              <w:rPr/>
+              <w:t xml:space="preserve"> </w:t>
+            </w:r>
+            <w:r>
+              <w:rPr>
+                <w:lang w:val="en-US"/>
+              </w:rPr>
+              <w:t>al</w:t>
+            </w:r>
+            <w:r>
+              <w:rPr/>
+              <w:t xml:space="preserve">. </w:t>
+            </w:r>
+            <w:r>
+              <w:rPr>
+                <w:lang w:val="en-US"/>
+              </w:rPr>
+              <w:t>«Site Reliability Engineering: How Google Runs Production Systems» (O'Reilly, 2016)</w:t>
             </w:r>
           </w:p>
         </w:tc>
@@ -4898,7 +5012,7 @@
           </w:tcPr>
           <w:p>
             <w:pPr>
-              <w:pStyle w:val="Style21"/>
+              <w:pStyle w:val="user5"/>
               <w:rPr>
                 <w:b/>
                 <w:bCs/>
@@ -4927,7 +5041,7 @@
           </w:tcPr>
           <w:p>
             <w:pPr>
-              <w:pStyle w:val="Style21"/>
+              <w:pStyle w:val="user5"/>
               <w:rPr/>
             </w:pPr>
             <w:r>
@@ -4947,7 +5061,7 @@
           </w:tcPr>
           <w:p>
             <w:pPr>
-              <w:pStyle w:val="Style21"/>
+              <w:pStyle w:val="user5"/>
               <w:rPr/>
             </w:pPr>
             <w:r>
@@ -4967,7 +5081,7 @@
           </w:tcPr>
           <w:p>
             <w:pPr>
-              <w:pStyle w:val="Style21"/>
+              <w:pStyle w:val="user5"/>
               <w:rPr/>
             </w:pPr>
             <w:r>
@@ -4988,12 +5102,12 @@
           </w:tcPr>
           <w:p>
             <w:pPr>
-              <w:pStyle w:val="Style21"/>
-              <w:rPr/>
-            </w:pPr>
-            <w:r>
-              <w:rPr/>
-              <w:t>[Источник: Федеральный закон №242-ФЗ]</w:t>
+              <w:pStyle w:val="user5"/>
+              <w:rPr/>
+            </w:pPr>
+            <w:r>
+              <w:rPr/>
+              <w:t>Источник: Федеральный закон №242-ФЗ «О внесении изменений в отдельные законодательные акты Российской Федерации в части уточнения порядка обработки персональных данных в информационно-телекоммуникационных сетях»</w:t>
             </w:r>
           </w:p>
         </w:tc>
@@ -5011,7 +5125,7 @@
           </w:tcPr>
           <w:p>
             <w:pPr>
-              <w:pStyle w:val="Style21"/>
+              <w:pStyle w:val="user5"/>
               <w:rPr/>
             </w:pPr>
             <w:r>
@@ -5031,7 +5145,7 @@
           </w:tcPr>
           <w:p>
             <w:pPr>
-              <w:pStyle w:val="Style21"/>
+              <w:pStyle w:val="user5"/>
               <w:rPr/>
             </w:pPr>
             <w:r>
@@ -5051,7 +5165,7 @@
           </w:tcPr>
           <w:p>
             <w:pPr>
-              <w:pStyle w:val="Style21"/>
+              <w:pStyle w:val="user5"/>
               <w:rPr/>
             </w:pPr>
             <w:r>
@@ -5072,12 +5186,12 @@
           </w:tcPr>
           <w:p>
             <w:pPr>
-              <w:pStyle w:val="Style21"/>
-              <w:rPr/>
-            </w:pPr>
-            <w:r>
-              <w:rPr/>
-              <w:t>[Источник: Гражданский кодекс РФ, Часть 4]</w:t>
+              <w:pStyle w:val="user5"/>
+              <w:rPr/>
+            </w:pPr>
+            <w:r>
+              <w:rPr/>
+              <w:t>Источник: Гражданский кодекс РФ, Часть четвертая, раздел VII «Права на результаты интеллектуальной деятельности и средства индивидуализации»</w:t>
             </w:r>
           </w:p>
         </w:tc>
@@ -5097,7 +5211,7 @@
           </w:tcPr>
           <w:p>
             <w:pPr>
-              <w:pStyle w:val="Style21"/>
+              <w:pStyle w:val="user5"/>
               <w:rPr>
                 <w:b/>
                 <w:bCs/>
@@ -5126,7 +5240,7 @@
           </w:tcPr>
           <w:p>
             <w:pPr>
-              <w:pStyle w:val="Style21"/>
+              <w:pStyle w:val="user5"/>
               <w:rPr/>
             </w:pPr>
             <w:r>
@@ -5146,7 +5260,7 @@
           </w:tcPr>
           <w:p>
             <w:pPr>
-              <w:pStyle w:val="Style21"/>
+              <w:pStyle w:val="user5"/>
               <w:rPr/>
             </w:pPr>
             <w:r>
@@ -5166,7 +5280,7 @@
           </w:tcPr>
           <w:p>
             <w:pPr>
-              <w:pStyle w:val="Style21"/>
+              <w:pStyle w:val="user5"/>
               <w:rPr/>
             </w:pPr>
             <w:r>
@@ -5187,12 +5301,12 @@
           </w:tcPr>
           <w:p>
             <w:pPr>
-              <w:pStyle w:val="Style21"/>
-              <w:rPr/>
-            </w:pPr>
-            <w:r>
-              <w:rPr/>
-              <w:t>СанПиН 1.2.3685-21 "Гигиенические нормативы...", стандарты WCAG. [Источник: СанПиН 1.2.3685-21]</w:t>
+              <w:pStyle w:val="user5"/>
+              <w:rPr/>
+            </w:pPr>
+            <w:r>
+              <w:rPr/>
+              <w:t>Источник: СанПиН 1.2.3685-21 «Гигиенические нормативы и требования к обеспечению безопасности и (или) безвредности для человека факторов среды обитания», WCAG 2.1 (Web Content Accessibility Guidelines)</w:t>
             </w:r>
           </w:p>
         </w:tc>
@@ -5200,6 +5314,15 @@
     </w:tbl>
     <w:p>
       <w:pPr>
+        <w:sectPr>
+          <w:type w:val="nextPage"/>
+          <w:pgSz w:orient="landscape" w:w="16838" w:h="11906"/>
+          <w:pgMar w:left="1134" w:right="1134" w:gutter="0" w:header="0" w:top="1134" w:footer="0" w:bottom="1134"/>
+          <w:pgNumType w:fmt="decimal"/>
+          <w:formProt w:val="false"/>
+          <w:textDirection w:val="lrTb"/>
+          <w:docGrid w:type="default" w:linePitch="100" w:charSpace="0"/>
+        </w:sectPr>
         <w:pStyle w:val="Normal"/>
         <w:rPr/>
       </w:pPr>
@@ -5207,14 +5330,59 @@
         <w:rPr/>
       </w:r>
     </w:p>
+    <w:p>
+      <w:pPr>
+        <w:pStyle w:val="Heading1"/>
+        <w:numPr>
+          <w:ilvl w:val="0"/>
+          <w:numId w:val="2"/>
+        </w:numPr>
+        <w:ind w:hanging="0" w:start="0"/>
+        <w:rPr/>
+      </w:pPr>
+      <w:r>
+        <w:rPr/>
+        <w:t>ЗАКЛЮЧЕНИЕ</w:t>
+      </w:r>
+    </w:p>
+    <w:p>
+      <w:pPr>
+        <w:pStyle w:val="BodyText"/>
+        <w:rPr/>
+      </w:pPr>
+      <w:r>
+        <w:rPr/>
+        <w:t>В ходе выполнения практического занятия был проведен анализ и систематизация информации из открытых источников о типовых требованиях к автоматизированным системам, схожим по функционалу с проектируемой АСУ «Семантический подборщик».</w:t>
+      </w:r>
+    </w:p>
+    <w:p>
+      <w:pPr>
+        <w:pStyle w:val="BodyText"/>
+        <w:rPr/>
+      </w:pPr>
+      <w:r>
+        <w:rPr/>
+        <w:t>На основе этого анализа были сформированы и обоснованы 20 функциональных требований, описывающих, какие именно задачи должна решать система (от приема запроса до создания задачи на закупку контента). Также были определены 20 нефункциональных требований, задающих качественные характеристики системы: ее производительность, безопасность, удобство использования и соответствие законодательству РФ.</w:t>
+      </w:r>
+    </w:p>
+    <w:p>
+      <w:pPr>
+        <w:pStyle w:val="BodyText"/>
+        <w:rPr/>
+      </w:pPr>
+      <w:r>
+        <w:rPr/>
+        <w:t>Сформированный перечень требований является основой для дальнейшего проектирования системы, разработки технического задания и выбора технологического стека для реализации проекта.</w:t>
+      </w:r>
+    </w:p>
     <w:sectPr>
       <w:type w:val="nextPage"/>
-      <w:pgSz w:orient="landscape" w:w="16838" w:h="11906"/>
-      <w:pgMar w:left="1134" w:right="1134" w:gutter="0" w:header="0" w:top="1134" w:footer="0" w:bottom="1134"/>
+      <w:pgSz w:w="11906" w:h="16838"/>
+      <w:pgMar w:left="1701" w:right="850" w:gutter="0" w:header="0" w:top="1134" w:footer="0" w:bottom="1134"/>
       <w:pgNumType w:fmt="decimal"/>
       <w:formProt w:val="false"/>
       <w:textDirection w:val="lrTb"/>
-      <w:docGrid w:type="default" w:linePitch="100" w:charSpace="0"/>
+      <w:docGrid w:type="default" w:linePitch="360" w:charSpace="0"/>
     </w:sectPr>
   </w:body>
 </w:document>
@@ -5223,6 +5391,125 @@
 <file path=word/numbering.xml><?xml version="1.0" encoding="utf-8"?>
 <w:numbering xmlns:w="http://schemas.openxmlformats.org/wordprocessingml/2006/main" xmlns:o="urn:schemas-microsoft-com:office:office" xmlns:r="http://schemas.openxmlformats.org/officeDocument/2006/relationships" xmlns:v="urn:schemas-microsoft-com:vml" xmlns:mc="http://schemas.openxmlformats.org/markup-compatibility/2006" xmlns:w14="http://schemas.microsoft.com/office/word/2010/wordml" mc:Ignorable="w14">
   <w:abstractNum w:abstractNumId="1">
+    <w:lvl w:ilvl="0">
+      <w:start w:val="1"/>
+      <w:numFmt w:val="none"/>
+      <w:suff w:val="nothing"/>
+      <w:lvlText w:val=""/>
+      <w:lvlJc w:val="start"/>
+      <w:pPr>
+        <w:tabs>
+          <w:tab w:val="num" w:pos="0"/>
+        </w:tabs>
+        <w:ind w:start="0" w:hanging="0"/>
+      </w:pPr>
+    </w:lvl>
+    <w:lvl w:ilvl="1">
+      <w:start w:val="1"/>
+      <w:numFmt w:val="none"/>
+      <w:suff w:val="nothing"/>
+      <w:lvlText w:val=""/>
+      <w:lvlJc w:val="start"/>
+      <w:pPr>
+        <w:tabs>
+          <w:tab w:val="num" w:pos="0"/>
+        </w:tabs>
+        <w:ind w:start="0" w:hanging="0"/>
+      </w:pPr>
+    </w:lvl>
+    <w:lvl w:ilvl="2">
+      <w:start w:val="1"/>
+      <w:numFmt w:val="none"/>
+      <w:suff w:val="nothing"/>
+      <w:lvlText w:val=""/>
+      <w:lvlJc w:val="start"/>
+      <w:pPr>
+        <w:tabs>
+          <w:tab w:val="num" w:pos="0"/>
+        </w:tabs>
+        <w:ind w:start="0" w:hanging="0"/>
+      </w:pPr>
+    </w:lvl>
+    <w:lvl w:ilvl="3">
+      <w:start w:val="1"/>
+      <w:numFmt w:val="none"/>
+      <w:suff w:val="nothing"/>
+      <w:lvlText w:val=""/>
+      <w:lvlJc w:val="start"/>
+      <w:pPr>
+        <w:tabs>
+          <w:tab w:val="num" w:pos="0"/>
+        </w:tabs>
+        <w:ind w:start="0" w:hanging="0"/>
+      </w:pPr>
+    </w:lvl>
+    <w:lvl w:ilvl="4">
+      <w:start w:val="1"/>
+      <w:numFmt w:val="none"/>
+      <w:suff w:val="nothing"/>
+      <w:lvlText w:val=""/>
+      <w:lvlJc w:val="start"/>
+      <w:pPr>
+        <w:tabs>
+          <w:tab w:val="num" w:pos="0"/>
+        </w:tabs>
+        <w:ind w:start="0" w:hanging="0"/>
+      </w:pPr>
+    </w:lvl>
+    <w:lvl w:ilvl="5">
+      <w:start w:val="1"/>
+      <w:numFmt w:val="none"/>
+      <w:suff w:val="nothing"/>
+      <w:lvlText w:val=""/>
+      <w:lvlJc w:val="start"/>
+      <w:pPr>
+        <w:tabs>
+          <w:tab w:val="num" w:pos="0"/>
+        </w:tabs>
+        <w:ind w:start="0" w:hanging="0"/>
+      </w:pPr>
+    </w:lvl>
+    <w:lvl w:ilvl="6">
+      <w:start w:val="1"/>
+      <w:numFmt w:val="none"/>
+      <w:suff w:val="nothing"/>
+      <w:lvlText w:val=""/>
+      <w:lvlJc w:val="start"/>
+      <w:pPr>
+        <w:tabs>
+          <w:tab w:val="num" w:pos="0"/>
+        </w:tabs>
+        <w:ind w:start="0" w:hanging="0"/>
+      </w:pPr>
+    </w:lvl>
+    <w:lvl w:ilvl="7">
+      <w:start w:val="1"/>
+      <w:numFmt w:val="none"/>
+      <w:suff w:val="nothing"/>
+      <w:lvlText w:val=""/>
+      <w:lvlJc w:val="start"/>
+      <w:pPr>
+        <w:tabs>
+          <w:tab w:val="num" w:pos="0"/>
+        </w:tabs>
+        <w:ind w:start="0" w:hanging="0"/>
+      </w:pPr>
+    </w:lvl>
+    <w:lvl w:ilvl="8">
+      <w:start w:val="1"/>
+      <w:numFmt w:val="none"/>
+      <w:suff w:val="nothing"/>
+      <w:lvlText w:val=""/>
+      <w:lvlJc w:val="start"/>
+      <w:pPr>
+        <w:tabs>
+          <w:tab w:val="num" w:pos="0"/>
+        </w:tabs>
+        <w:ind w:start="0" w:hanging="0"/>
+      </w:pPr>
+    </w:lvl>
+  </w:abstractNum>
+  <w:abstractNum w:abstractNumId="2">
     <w:lvl w:ilvl="0">
       <w:start w:val="1"/>
       <w:numFmt w:val="none"/>
@@ -5348,125 +5635,6 @@
         <w:ind w:start="0" w:hanging="0"/>
       </w:pPr>
       <w:rPr/>
-    </w:lvl>
-  </w:abstractNum>
-  <w:abstractNum w:abstractNumId="2">
-    <w:lvl w:ilvl="0">
-      <w:start w:val="1"/>
-      <w:numFmt w:val="none"/>
-      <w:suff w:val="nothing"/>
-      <w:lvlText w:val=""/>
-      <w:lvlJc w:val="start"/>
-      <w:pPr>
-        <w:tabs>
-          <w:tab w:val="num" w:pos="0"/>
-        </w:tabs>
-        <w:ind w:start="0" w:hanging="0"/>
-      </w:pPr>
-    </w:lvl>
-    <w:lvl w:ilvl="1">
-      <w:start w:val="1"/>
-      <w:numFmt w:val="none"/>
-      <w:suff w:val="nothing"/>
-      <w:lvlText w:val=""/>
-      <w:lvlJc w:val="start"/>
-      <w:pPr>
-        <w:tabs>
-          <w:tab w:val="num" w:pos="0"/>
-        </w:tabs>
-        <w:ind w:start="0" w:hanging="0"/>
-      </w:pPr>
-    </w:lvl>
-    <w:lvl w:ilvl="2">
-      <w:start w:val="1"/>
-      <w:numFmt w:val="none"/>
-      <w:suff w:val="nothing"/>
-      <w:lvlText w:val=""/>
-      <w:lvlJc w:val="start"/>
-      <w:pPr>
-        <w:tabs>
-          <w:tab w:val="num" w:pos="0"/>
-        </w:tabs>
-        <w:ind w:start="0" w:hanging="0"/>
-      </w:pPr>
-    </w:lvl>
-    <w:lvl w:ilvl="3">
-      <w:start w:val="1"/>
-      <w:numFmt w:val="none"/>
-      <w:suff w:val="nothing"/>
-      <w:lvlText w:val=""/>
-      <w:lvlJc w:val="start"/>
-      <w:pPr>
-        <w:tabs>
-          <w:tab w:val="num" w:pos="0"/>
-        </w:tabs>
-        <w:ind w:start="0" w:hanging="0"/>
-      </w:pPr>
-    </w:lvl>
-    <w:lvl w:ilvl="4">
-      <w:start w:val="1"/>
-      <w:numFmt w:val="none"/>
-      <w:suff w:val="nothing"/>
-      <w:lvlText w:val=""/>
-      <w:lvlJc w:val="start"/>
-      <w:pPr>
-        <w:tabs>
-          <w:tab w:val="num" w:pos="0"/>
-        </w:tabs>
-        <w:ind w:start="0" w:hanging="0"/>
-      </w:pPr>
-    </w:lvl>
-    <w:lvl w:ilvl="5">
-      <w:start w:val="1"/>
-      <w:numFmt w:val="none"/>
-      <w:suff w:val="nothing"/>
-      <w:lvlText w:val=""/>
-      <w:lvlJc w:val="start"/>
-      <w:pPr>
-        <w:tabs>
-          <w:tab w:val="num" w:pos="0"/>
-        </w:tabs>
-        <w:ind w:start="0" w:hanging="0"/>
-      </w:pPr>
-    </w:lvl>
-    <w:lvl w:ilvl="6">
-      <w:start w:val="1"/>
-      <w:numFmt w:val="none"/>
-      <w:suff w:val="nothing"/>
-      <w:lvlText w:val=""/>
-      <w:lvlJc w:val="start"/>
-      <w:pPr>
-        <w:tabs>
-          <w:tab w:val="num" w:pos="0"/>
-        </w:tabs>
-        <w:ind w:start="0" w:hanging="0"/>
-      </w:pPr>
-    </w:lvl>
-    <w:lvl w:ilvl="7">
-      <w:start w:val="1"/>
-      <w:numFmt w:val="none"/>
-      <w:suff w:val="nothing"/>
-      <w:lvlText w:val=""/>
-      <w:lvlJc w:val="start"/>
-      <w:pPr>
-        <w:tabs>
-          <w:tab w:val="num" w:pos="0"/>
-        </w:tabs>
-        <w:ind w:start="0" w:hanging="0"/>
-      </w:pPr>
-    </w:lvl>
-    <w:lvl w:ilvl="8">
-      <w:start w:val="1"/>
-      <w:numFmt w:val="none"/>
-      <w:suff w:val="nothing"/>
-      <w:lvlText w:val=""/>
-      <w:lvlJc w:val="start"/>
-      <w:pPr>
-        <w:tabs>
-          <w:tab w:val="num" w:pos="0"/>
-        </w:tabs>
-        <w:ind w:start="0" w:hanging="0"/>
-      </w:pPr>
     </w:lvl>
   </w:abstractNum>
   <w:num w:numId="1">
@@ -5890,7 +6058,7 @@
       <w:kern w:val="2"/>
       <w:sz w:val="24"/>
       <w:szCs w:val="24"/>
-      <w:lang w:val="ru-RU" w:eastAsia="zh-CN" w:bidi="hi-IN"/>
+      <w:lang w:eastAsia="zh-CN" w:bidi="hi-IN" w:val="ru-RU"/>
     </w:rPr>
   </w:style>
   <w:style w:type="paragraph" w:styleId="Heading1">
@@ -5901,7 +6069,7 @@
     <w:pPr>
       <w:numPr>
         <w:ilvl w:val="0"/>
-        <w:numId w:val="1"/>
+        <w:numId w:val="2"/>
       </w:numPr>
       <w:suppressLineNumbers/>
       <w:spacing w:lineRule="auto" w:line="360" w:before="0" w:after="0"/>
@@ -5924,7 +6092,7 @@
     <w:pPr>
       <w:numPr>
         <w:ilvl w:val="1"/>
-        <w:numId w:val="1"/>
+        <w:numId w:val="2"/>
       </w:numPr>
       <w:spacing w:lineRule="auto" w:line="360" w:before="0" w:after="0"/>
       <w:ind w:firstLine="709"/>
@@ -5987,13 +6155,13 @@
       <w:lang w:eastAsia="zh-CN" w:bidi="hi-IN"/>
     </w:rPr>
   </w:style>
-  <w:style w:type="character" w:styleId="Style14" w:customStyle="1">
-    <w:name w:val="Символ нумерации"/>
+  <w:style w:type="character" w:styleId="user" w:customStyle="1">
+    <w:name w:val="Символ нумерации (user)"/>
     <w:qFormat/>
     <w:rPr/>
   </w:style>
-  <w:style w:type="character" w:styleId="user" w:customStyle="1">
-    <w:name w:val="Маркеры (user)"/>
+  <w:style w:type="character" w:styleId="Style14" w:customStyle="1">
+    <w:name w:val="Маркеры"/>
     <w:qFormat/>
     <w:rPr>
       <w:rFonts w:ascii="OpenSymbol" w:hAnsi="OpenSymbol" w:eastAsia="OpenSymbol" w:cs="OpenSymbol"/>
@@ -6007,15 +6175,15 @@
       <w:bCs/>
     </w:rPr>
   </w:style>
-  <w:style w:type="character" w:styleId="Style15" w:customStyle="1">
-    <w:name w:val="Маркеры"/>
+  <w:style w:type="character" w:styleId="user1" w:customStyle="1">
+    <w:name w:val="Маркеры (user)"/>
     <w:qFormat/>
     <w:rPr>
       <w:rFonts w:ascii="OpenSymbol" w:hAnsi="OpenSymbol" w:eastAsia="OpenSymbol" w:cs="OpenSymbol"/>
     </w:rPr>
   </w:style>
-  <w:style w:type="character" w:styleId="user1" w:customStyle="1">
-    <w:name w:val="Символ нумерации (user)"/>
+  <w:style w:type="character" w:styleId="Style15" w:customStyle="1">
+    <w:name w:val="Символ нумерации"/>
     <w:qFormat/>
     <w:rPr/>
   </w:style>
@@ -6033,7 +6201,7 @@
       <w:u w:val="single"/>
     </w:rPr>
   </w:style>
-  <w:style w:type="paragraph" w:styleId="Style16">
+  <w:style w:type="paragraph" w:styleId="Style16" w:customStyle="1">
     <w:name w:val="Заголовок"/>
     <w:basedOn w:val="Normal"/>
     <w:next w:val="BodyText"/>
@@ -6088,7 +6256,7 @@
       <w:iCs/>
     </w:rPr>
   </w:style>
-  <w:style w:type="paragraph" w:styleId="Style17">
+  <w:style w:type="paragraph" w:styleId="Style17" w:customStyle="1">
     <w:name w:val="Указатель"/>
     <w:basedOn w:val="Normal"/>
     <w:qFormat/>
@@ -6112,32 +6280,6 @@
       <w:rFonts w:ascii="Liberation Sans" w:hAnsi="Liberation Sans" w:eastAsia="Microsoft YaHei" w:cs="Lucida Sans"/>
       <w:sz w:val="28"/>
       <w:szCs w:val="28"/>
-    </w:rPr>
-  </w:style>
-  <w:style w:type="paragraph" w:styleId="user2" w:customStyle="1">
-    <w:name w:val="Заголовок (user)"/>
-    <w:basedOn w:val="Normal"/>
-    <w:next w:val="BodyText"/>
-    <w:qFormat/>
-    <w:pPr>
-      <w:keepNext w:val="true"/>
-      <w:spacing w:before="240" w:after="120"/>
-    </w:pPr>
-    <w:rPr>
-      <w:rFonts w:ascii="Liberation Sans" w:hAnsi="Liberation Sans" w:eastAsia="Microsoft YaHei" w:cs="Lucida Sans"/>
-      <w:sz w:val="28"/>
-      <w:szCs w:val="28"/>
-    </w:rPr>
-  </w:style>
-  <w:style w:type="paragraph" w:styleId="user3" w:customStyle="1">
-    <w:name w:val="Указатель (user)"/>
-    <w:basedOn w:val="Normal"/>
-    <w:qFormat/>
-    <w:pPr>
-      <w:suppressLineNumbers/>
-    </w:pPr>
-    <w:rPr>
-      <w:rFonts w:cs="Lucida Sans"/>
     </w:rPr>
   </w:style>
   <w:style w:type="paragraph" w:styleId="IndexHeading">
@@ -6202,8 +6344,8 @@
       <w:szCs w:val="14"/>
     </w:rPr>
   </w:style>
-  <w:style w:type="paragraph" w:styleId="Style18" w:customStyle="1">
-    <w:name w:val="Рисунок"/>
+  <w:style w:type="paragraph" w:styleId="user2" w:customStyle="1">
+    <w:name w:val="Рисунок (user)"/>
     <w:basedOn w:val="Caption"/>
     <w:qFormat/>
     <w:pPr>
@@ -6217,29 +6359,29 @@
       <w:sz w:val="28"/>
     </w:rPr>
   </w:style>
-  <w:style w:type="paragraph" w:styleId="user4" w:customStyle="1">
+  <w:style w:type="paragraph" w:styleId="Style18" w:customStyle="1">
+    <w:name w:val="Содержимое врезки"/>
+    <w:basedOn w:val="Normal"/>
+    <w:qFormat/>
+    <w:pPr/>
+    <w:rPr/>
+  </w:style>
+  <w:style w:type="paragraph" w:styleId="Style19" w:customStyle="1">
+    <w:name w:val="Рисунок"/>
+    <w:basedOn w:val="Caption"/>
+    <w:qFormat/>
+    <w:pPr/>
+    <w:rPr/>
+  </w:style>
+  <w:style w:type="paragraph" w:styleId="user3" w:customStyle="1">
     <w:name w:val="Содержимое врезки (user)"/>
     <w:basedOn w:val="Normal"/>
     <w:qFormat/>
     <w:pPr/>
     <w:rPr/>
   </w:style>
-  <w:style w:type="paragraph" w:styleId="user5" w:customStyle="1">
-    <w:name w:val="Рисунок (user)"/>
-    <w:basedOn w:val="Caption"/>
-    <w:qFormat/>
-    <w:pPr/>
-    <w:rPr/>
-  </w:style>
-  <w:style w:type="paragraph" w:styleId="Style19" w:customStyle="1">
-    <w:name w:val="Содержимое врезки"/>
-    <w:basedOn w:val="Normal"/>
-    <w:qFormat/>
-    <w:pPr/>
-    <w:rPr/>
-  </w:style>
-  <w:style w:type="paragraph" w:styleId="Style20" w:customStyle="1">
-    <w:name w:val="Таблица"/>
+  <w:style w:type="paragraph" w:styleId="user4" w:customStyle="1">
+    <w:name w:val="Таблица (user)"/>
     <w:basedOn w:val="Caption"/>
     <w:qFormat/>
     <w:pPr/>
@@ -6247,7 +6389,30 @@
       <w:rFonts w:ascii="Times New Roman" w:hAnsi="Times New Roman"/>
     </w:rPr>
   </w:style>
-  <w:style w:type="paragraph" w:styleId="Style21" w:customStyle="1">
+  <w:style w:type="paragraph" w:styleId="user5" w:customStyle="1">
+    <w:name w:val="Содержимое таблицы (user)"/>
+    <w:basedOn w:val="Normal"/>
+    <w:qFormat/>
+    <w:pPr>
+      <w:suppressLineNumbers/>
+    </w:pPr>
+    <w:rPr>
+      <w:rFonts w:ascii="Times New Roman" w:hAnsi="Times New Roman"/>
+    </w:rPr>
+  </w:style>
+  <w:style w:type="paragraph" w:styleId="user6" w:customStyle="1">
+    <w:name w:val="Заголовок таблицы (user)"/>
+    <w:basedOn w:val="user5"/>
+    <w:qFormat/>
+    <w:pPr>
+      <w:jc w:val="center"/>
+    </w:pPr>
+    <w:rPr>
+      <w:b/>
+      <w:bCs/>
+    </w:rPr>
+  </w:style>
+  <w:style w:type="paragraph" w:styleId="Style20" w:customStyle="1">
     <w:name w:val="Содержимое таблицы"/>
     <w:basedOn w:val="Normal"/>
     <w:qFormat/>
@@ -6258,9 +6423,9 @@
       <w:rFonts w:ascii="Times New Roman" w:hAnsi="Times New Roman"/>
     </w:rPr>
   </w:style>
-  <w:style w:type="paragraph" w:styleId="Style22" w:customStyle="1">
+  <w:style w:type="paragraph" w:styleId="Style21" w:customStyle="1">
     <w:name w:val="Заголовок таблицы"/>
-    <w:basedOn w:val="Style21"/>
+    <w:basedOn w:val="Style20"/>
     <w:qFormat/>
     <w:pPr>
       <w:jc w:val="center"/>
@@ -6270,31 +6435,8 @@
       <w:bCs/>
     </w:rPr>
   </w:style>
-  <w:style w:type="paragraph" w:styleId="user6" w:customStyle="1">
-    <w:name w:val="Содержимое таблицы (user)"/>
-    <w:basedOn w:val="Normal"/>
-    <w:qFormat/>
-    <w:pPr>
-      <w:suppressLineNumbers/>
-    </w:pPr>
-    <w:rPr>
-      <w:rFonts w:ascii="Times New Roman" w:hAnsi="Times New Roman"/>
-    </w:rPr>
-  </w:style>
-  <w:style w:type="paragraph" w:styleId="user7" w:customStyle="1">
-    <w:name w:val="Заголовок таблицы (user)"/>
-    <w:basedOn w:val="user6"/>
-    <w:qFormat/>
-    <w:pPr>
-      <w:jc w:val="center"/>
-    </w:pPr>
-    <w:rPr>
-      <w:b/>
-      <w:bCs/>
-    </w:rPr>
-  </w:style>
-  <w:style w:type="paragraph" w:styleId="user8" w:customStyle="1">
-    <w:name w:val="Таблица (user)"/>
+  <w:style w:type="paragraph" w:styleId="Style22" w:customStyle="1">
+    <w:name w:val="Таблица"/>
     <w:basedOn w:val="Caption"/>
     <w:qFormat/>
     <w:pPr>
@@ -6322,7 +6464,7 @@
   <w:style w:type="paragraph" w:styleId="Style23" w:customStyle="1">
     <w:name w:val="Фотография"/>
     <w:basedOn w:val="Normal"/>
-    <w:next w:val="Style28"/>
+    <w:next w:val="Style29"/>
     <w:qFormat/>
     <w:pPr>
       <w:keepNext w:val="true"/>
@@ -6371,7 +6513,7 @@
   </w:style>
   <w:style w:type="paragraph" w:styleId="Style27" w:customStyle="1">
     <w:name w:val="Текст листинга"/>
-    <w:basedOn w:val="Style21"/>
+    <w:basedOn w:val="user5"/>
     <w:qFormat/>
     <w:pPr/>
     <w:rPr>
@@ -6379,14 +6521,14 @@
       <w:sz w:val="20"/>
     </w:rPr>
   </w:style>
-  <w:style w:type="paragraph" w:styleId="user9" w:customStyle="1">
-    <w:name w:val="Фигура (user)"/>
+  <w:style w:type="paragraph" w:styleId="Style28" w:customStyle="1">
+    <w:name w:val="Фигура"/>
     <w:basedOn w:val="Caption"/>
     <w:qFormat/>
     <w:pPr/>
     <w:rPr/>
   </w:style>
-  <w:style w:type="paragraph" w:styleId="Style28" w:customStyle="1">
+  <w:style w:type="paragraph" w:styleId="Style29" w:customStyle="1">
     <w:name w:val="Название фотографии"/>
     <w:basedOn w:val="Style23"/>
     <w:next w:val="BodyText"/>
@@ -6396,15 +6538,15 @@
     </w:pPr>
     <w:rPr/>
   </w:style>
-  <w:style w:type="numbering" w:styleId="user10" w:default="1">
-    <w:name w:val="Без списка (user)"/>
+  <w:style w:type="numbering" w:styleId="Style30" w:customStyle="1">
+    <w:name w:val="Без списка"/>
     <w:uiPriority w:val="99"/>
     <w:semiHidden/>
     <w:unhideWhenUsed/>
     <w:qFormat/>
   </w:style>
-  <w:style w:type="numbering" w:styleId="Style29" w:customStyle="1">
-    <w:name w:val="Без списка"/>
+  <w:style w:type="numbering" w:styleId="user7" w:customStyle="1">
+    <w:name w:val="Без списка (user)"/>
     <w:uiPriority w:val="99"/>
     <w:semiHidden/>
     <w:unhideWhenUsed/>
